--- a/backend/filesDoc/Arbeitsvertrag Teilzeit.docx
+++ b/backend/filesDoc/Arbeitsvertrag Teilzeit.docx
@@ -14,16 +14,26 @@
       <w:pPr>
         <w:pStyle w:val="Address"/>
       </w:pPr>
-      <w:r>
-        <w:t>Enohm GmbH</w:t>
+      <w:proofErr w:type="spellStart"/>
+      <w:r>
+        <w:t>Enohm</w:t>
+      </w:r>
+      <w:proofErr w:type="spellEnd"/>
+      <w:r>
+        <w:t xml:space="preserve"> GmbH</w:t>
       </w:r>
     </w:p>
     <w:p>
       <w:pPr>
         <w:pStyle w:val="Address"/>
       </w:pPr>
-      <w:r>
-        <w:t>Wallstr. 17</w:t>
+      <w:proofErr w:type="spellStart"/>
+      <w:r>
+        <w:t>Wallstr</w:t>
+      </w:r>
+      <w:proofErr w:type="spellEnd"/>
+      <w:r>
+        <w:t>. 17</w:t>
       </w:r>
     </w:p>
     <w:p>
@@ -47,13 +57,38 @@
         <w:pStyle w:val="Role"/>
       </w:pPr>
       <w:r>
-        <w:t>– im Folgenden Arbeitgeber –</w:t>
+        <w:t xml:space="preserve">– </w:t>
+      </w:r>
+      <w:proofErr w:type="spellStart"/>
+      <w:r>
+        <w:t>im</w:t>
+      </w:r>
+      <w:proofErr w:type="spellEnd"/>
+      <w:r>
+        <w:t xml:space="preserve"> </w:t>
+      </w:r>
+      <w:proofErr w:type="spellStart"/>
+      <w:r>
+        <w:t>Folgenden</w:t>
+      </w:r>
+      <w:proofErr w:type="spellEnd"/>
+      <w:r>
+        <w:t xml:space="preserve"> </w:t>
+      </w:r>
+      <w:proofErr w:type="spellStart"/>
+      <w:r>
+        <w:t>Arbeitgeber</w:t>
+      </w:r>
+      <w:proofErr w:type="spellEnd"/>
+      <w:r>
+        <w:t xml:space="preserve"> –</w:t>
       </w:r>
     </w:p>
     <w:p>
       <w:pPr>
         <w:pStyle w:val="Address"/>
       </w:pPr>
+      <w:bookmarkStart w:id="0" w:name="_Hlk201242755"/>
       <w:r>
         <w:rPr>
           <w:lang w:val="de-DE"/>
@@ -97,12 +132,37 @@
         <w:t>{{land}}</w:t>
       </w:r>
     </w:p>
+    <w:bookmarkEnd w:id="0"/>
     <w:p>
       <w:pPr>
         <w:pStyle w:val="Role"/>
       </w:pPr>
       <w:r>
-        <w:t>– im Folgenden Arbeitnehmer –</w:t>
+        <w:t xml:space="preserve">– </w:t>
+      </w:r>
+      <w:proofErr w:type="spellStart"/>
+      <w:r>
+        <w:t>im</w:t>
+      </w:r>
+      <w:proofErr w:type="spellEnd"/>
+      <w:r>
+        <w:t xml:space="preserve"> </w:t>
+      </w:r>
+      <w:proofErr w:type="spellStart"/>
+      <w:r>
+        <w:t>Folgenden</w:t>
+      </w:r>
+      <w:proofErr w:type="spellEnd"/>
+      <w:r>
+        <w:t xml:space="preserve"> </w:t>
+      </w:r>
+      <w:proofErr w:type="spellStart"/>
+      <w:r>
+        <w:t>Arbeitnehmer</w:t>
+      </w:r>
+      <w:proofErr w:type="spellEnd"/>
+      <w:r>
+        <w:t xml:space="preserve"> –</w:t>
       </w:r>
     </w:p>
     <w:p>
@@ -118,8 +178,25 @@
         <w:pStyle w:val="ParagraphNumbered"/>
       </w:pPr>
       <w:r>
-        <w:t xml:space="preserve">Der Arbeitnehmer wird ab dem </w:t>
-      </w:r>
+        <w:t xml:space="preserve">Der </w:t>
+      </w:r>
+      <w:proofErr w:type="spellStart"/>
+      <w:r>
+        <w:t>Arbeitnehmer</w:t>
+      </w:r>
+      <w:proofErr w:type="spellEnd"/>
+      <w:r>
+        <w:t xml:space="preserve"> </w:t>
+      </w:r>
+      <w:proofErr w:type="spellStart"/>
+      <w:r>
+        <w:t>wird</w:t>
+      </w:r>
+      <w:proofErr w:type="spellEnd"/>
+      <w:r>
+        <w:t xml:space="preserve"> ab dem </w:t>
+      </w:r>
+      <w:bookmarkStart w:id="1" w:name="_Hlk201242779"/>
       <w:r>
         <w:rPr>
           <w:lang w:val="de-DE"/>
@@ -127,7 +204,22 @@
         <w:t>{{beginn}}</w:t>
       </w:r>
       <w:r>
-        <w:t xml:space="preserve"> als "</w:t>
+        <w:rPr>
+          <w:lang w:val="de-DE"/>
+        </w:rPr>
+        <w:t xml:space="preserve"> </w:t>
+      </w:r>
+      <w:proofErr w:type="spellStart"/>
+      <w:r>
+        <w:t>als</w:t>
+      </w:r>
+      <w:proofErr w:type="spellEnd"/>
+      <w:r>
+        <w:t xml:space="preserve"> </w:t>
+      </w:r>
+      <w:bookmarkStart w:id="2" w:name="_Hlk201242416"/>
+      <w:r>
+        <w:t>"</w:t>
       </w:r>
       <w:r>
         <w:rPr>
@@ -136,7 +228,17 @@
         <w:t>{{position}}</w:t>
       </w:r>
       <w:r>
-        <w:t>" eingestellt.</w:t>
+        <w:t xml:space="preserve">" </w:t>
+      </w:r>
+      <w:bookmarkEnd w:id="1"/>
+      <w:bookmarkEnd w:id="2"/>
+      <w:proofErr w:type="spellStart"/>
+      <w:r>
+        <w:t>eingestellt</w:t>
+      </w:r>
+      <w:proofErr w:type="spellEnd"/>
+      <w:r>
+        <w:t>.</w:t>
       </w:r>
     </w:p>
     <w:p>
@@ -144,7 +246,351 @@
         <w:pStyle w:val="ParagraphNumbered"/>
       </w:pPr>
       <w:r>
-        <w:t>Der Arbeitgeber ist berechtigt, dem Arbeitnehmer vorübergehend oder dauerhaft auch andere gleichwertige Tätigkeiten zuzuweisen, die den Qualifikationen und Erfahrungen des Arbeitnehmers entsprechen. Der Arbeitgeber behält sich vor, den Arbeitnehmer bei Bedarf auch an einem anderen Ort innerhalb der Bundesrepublik Deutschland vorübergehend oder dauerhaft zu beschäftigen, sofern dieser Ort in zumutbarer Entfernung von seinem bisherigen Arbeitsort oder Einsatzgebiet liegt.</w:t>
+        <w:t xml:space="preserve">Der </w:t>
+      </w:r>
+      <w:proofErr w:type="spellStart"/>
+      <w:r>
+        <w:t>Arbeitgeber</w:t>
+      </w:r>
+      <w:proofErr w:type="spellEnd"/>
+      <w:r>
+        <w:t xml:space="preserve"> </w:t>
+      </w:r>
+      <w:proofErr w:type="spellStart"/>
+      <w:r>
+        <w:t>ist</w:t>
+      </w:r>
+      <w:proofErr w:type="spellEnd"/>
+      <w:r>
+        <w:t xml:space="preserve"> </w:t>
+      </w:r>
+      <w:proofErr w:type="spellStart"/>
+      <w:r>
+        <w:t>berechtigt</w:t>
+      </w:r>
+      <w:proofErr w:type="spellEnd"/>
+      <w:r>
+        <w:t xml:space="preserve">, dem </w:t>
+      </w:r>
+      <w:proofErr w:type="spellStart"/>
+      <w:r>
+        <w:t>Arbeitnehmer</w:t>
+      </w:r>
+      <w:proofErr w:type="spellEnd"/>
+      <w:r>
+        <w:t xml:space="preserve"> </w:t>
+      </w:r>
+      <w:proofErr w:type="spellStart"/>
+      <w:r>
+        <w:t>vorübergehend</w:t>
+      </w:r>
+      <w:proofErr w:type="spellEnd"/>
+      <w:r>
+        <w:t xml:space="preserve"> </w:t>
+      </w:r>
+      <w:proofErr w:type="spellStart"/>
+      <w:r>
+        <w:t>oder</w:t>
+      </w:r>
+      <w:proofErr w:type="spellEnd"/>
+      <w:r>
+        <w:t xml:space="preserve"> </w:t>
+      </w:r>
+      <w:proofErr w:type="spellStart"/>
+      <w:r>
+        <w:t>dauerhaft</w:t>
+      </w:r>
+      <w:proofErr w:type="spellEnd"/>
+      <w:r>
+        <w:t xml:space="preserve"> </w:t>
+      </w:r>
+      <w:proofErr w:type="spellStart"/>
+      <w:r>
+        <w:t>auch</w:t>
+      </w:r>
+      <w:proofErr w:type="spellEnd"/>
+      <w:r>
+        <w:t xml:space="preserve"> </w:t>
+      </w:r>
+      <w:proofErr w:type="spellStart"/>
+      <w:r>
+        <w:t>andere</w:t>
+      </w:r>
+      <w:proofErr w:type="spellEnd"/>
+      <w:r>
+        <w:t xml:space="preserve"> </w:t>
+      </w:r>
+      <w:proofErr w:type="spellStart"/>
+      <w:r>
+        <w:t>gleichwertige</w:t>
+      </w:r>
+      <w:proofErr w:type="spellEnd"/>
+      <w:r>
+        <w:t xml:space="preserve"> </w:t>
+      </w:r>
+      <w:proofErr w:type="spellStart"/>
+      <w:r>
+        <w:t>Tätigkeiten</w:t>
+      </w:r>
+      <w:proofErr w:type="spellEnd"/>
+      <w:r>
+        <w:t xml:space="preserve"> </w:t>
+      </w:r>
+      <w:proofErr w:type="spellStart"/>
+      <w:r>
+        <w:t>zuzuweisen</w:t>
+      </w:r>
+      <w:proofErr w:type="spellEnd"/>
+      <w:r>
+        <w:t xml:space="preserve">, die den </w:t>
+      </w:r>
+      <w:proofErr w:type="spellStart"/>
+      <w:r>
+        <w:t>Qualifikationen</w:t>
+      </w:r>
+      <w:proofErr w:type="spellEnd"/>
+      <w:r>
+        <w:t xml:space="preserve"> und </w:t>
+      </w:r>
+      <w:proofErr w:type="spellStart"/>
+      <w:r>
+        <w:t>Erfahrungen</w:t>
+      </w:r>
+      <w:proofErr w:type="spellEnd"/>
+      <w:r>
+        <w:t xml:space="preserve"> des </w:t>
+      </w:r>
+      <w:proofErr w:type="spellStart"/>
+      <w:r>
+        <w:t>Arbeitnehmers</w:t>
+      </w:r>
+      <w:proofErr w:type="spellEnd"/>
+      <w:r>
+        <w:t xml:space="preserve"> </w:t>
+      </w:r>
+      <w:proofErr w:type="spellStart"/>
+      <w:r>
+        <w:t>entsprechen</w:t>
+      </w:r>
+      <w:proofErr w:type="spellEnd"/>
+      <w:r>
+        <w:t xml:space="preserve">. Der </w:t>
+      </w:r>
+      <w:proofErr w:type="spellStart"/>
+      <w:r>
+        <w:t>Arbeitgeber</w:t>
+      </w:r>
+      <w:proofErr w:type="spellEnd"/>
+      <w:r>
+        <w:t xml:space="preserve"> </w:t>
+      </w:r>
+      <w:proofErr w:type="spellStart"/>
+      <w:r>
+        <w:t>behält</w:t>
+      </w:r>
+      <w:proofErr w:type="spellEnd"/>
+      <w:r>
+        <w:t xml:space="preserve"> </w:t>
+      </w:r>
+      <w:proofErr w:type="spellStart"/>
+      <w:r>
+        <w:t>sich</w:t>
+      </w:r>
+      <w:proofErr w:type="spellEnd"/>
+      <w:r>
+        <w:t xml:space="preserve"> </w:t>
+      </w:r>
+      <w:proofErr w:type="spellStart"/>
+      <w:r>
+        <w:t>vor</w:t>
+      </w:r>
+      <w:proofErr w:type="spellEnd"/>
+      <w:r>
+        <w:t xml:space="preserve">, den </w:t>
+      </w:r>
+      <w:proofErr w:type="spellStart"/>
+      <w:r>
+        <w:t>Arbeitnehmer</w:t>
+      </w:r>
+      <w:proofErr w:type="spellEnd"/>
+      <w:r>
+        <w:t xml:space="preserve"> </w:t>
+      </w:r>
+      <w:proofErr w:type="spellStart"/>
+      <w:r>
+        <w:t>bei</w:t>
+      </w:r>
+      <w:proofErr w:type="spellEnd"/>
+      <w:r>
+        <w:t xml:space="preserve"> </w:t>
+      </w:r>
+      <w:proofErr w:type="spellStart"/>
+      <w:r>
+        <w:t>Bedarf</w:t>
+      </w:r>
+      <w:proofErr w:type="spellEnd"/>
+      <w:r>
+        <w:t xml:space="preserve"> </w:t>
+      </w:r>
+      <w:proofErr w:type="spellStart"/>
+      <w:r>
+        <w:t>auch</w:t>
+      </w:r>
+      <w:proofErr w:type="spellEnd"/>
+      <w:r>
+        <w:t xml:space="preserve"> an </w:t>
+      </w:r>
+      <w:proofErr w:type="spellStart"/>
+      <w:r>
+        <w:t>einem</w:t>
+      </w:r>
+      <w:proofErr w:type="spellEnd"/>
+      <w:r>
+        <w:t xml:space="preserve"> </w:t>
+      </w:r>
+      <w:proofErr w:type="spellStart"/>
+      <w:r>
+        <w:t>anderen</w:t>
+      </w:r>
+      <w:proofErr w:type="spellEnd"/>
+      <w:r>
+        <w:t xml:space="preserve"> Ort </w:t>
+      </w:r>
+      <w:proofErr w:type="spellStart"/>
+      <w:r>
+        <w:t>innerhalb</w:t>
+      </w:r>
+      <w:proofErr w:type="spellEnd"/>
+      <w:r>
+        <w:t xml:space="preserve"> der </w:t>
+      </w:r>
+      <w:proofErr w:type="spellStart"/>
+      <w:r>
+        <w:t>Bundesrepublik</w:t>
+      </w:r>
+      <w:proofErr w:type="spellEnd"/>
+      <w:r>
+        <w:t xml:space="preserve"> Deutschland </w:t>
+      </w:r>
+      <w:proofErr w:type="spellStart"/>
+      <w:r>
+        <w:t>vorübergehend</w:t>
+      </w:r>
+      <w:proofErr w:type="spellEnd"/>
+      <w:r>
+        <w:t xml:space="preserve"> </w:t>
+      </w:r>
+      <w:proofErr w:type="spellStart"/>
+      <w:r>
+        <w:t>oder</w:t>
+      </w:r>
+      <w:proofErr w:type="spellEnd"/>
+      <w:r>
+        <w:t xml:space="preserve"> </w:t>
+      </w:r>
+      <w:proofErr w:type="spellStart"/>
+      <w:r>
+        <w:t>dauerhaft</w:t>
+      </w:r>
+      <w:proofErr w:type="spellEnd"/>
+      <w:r>
+        <w:t xml:space="preserve"> </w:t>
+      </w:r>
+      <w:proofErr w:type="spellStart"/>
+      <w:r>
+        <w:t>zu</w:t>
+      </w:r>
+      <w:proofErr w:type="spellEnd"/>
+      <w:r>
+        <w:t xml:space="preserve"> </w:t>
+      </w:r>
+      <w:proofErr w:type="spellStart"/>
+      <w:r>
+        <w:t>beschäftigen</w:t>
+      </w:r>
+      <w:proofErr w:type="spellEnd"/>
+      <w:r>
+        <w:t xml:space="preserve">, </w:t>
+      </w:r>
+      <w:proofErr w:type="spellStart"/>
+      <w:r>
+        <w:t>sofern</w:t>
+      </w:r>
+      <w:proofErr w:type="spellEnd"/>
+      <w:r>
+        <w:t xml:space="preserve"> </w:t>
+      </w:r>
+      <w:proofErr w:type="spellStart"/>
+      <w:r>
+        <w:t>dieser</w:t>
+      </w:r>
+      <w:proofErr w:type="spellEnd"/>
+      <w:r>
+        <w:t xml:space="preserve"> Ort in </w:t>
+      </w:r>
+      <w:proofErr w:type="spellStart"/>
+      <w:r>
+        <w:t>zumutbarer</w:t>
+      </w:r>
+      <w:proofErr w:type="spellEnd"/>
+      <w:r>
+        <w:t xml:space="preserve"> </w:t>
+      </w:r>
+      <w:proofErr w:type="spellStart"/>
+      <w:r>
+        <w:t>Entfernung</w:t>
+      </w:r>
+      <w:proofErr w:type="spellEnd"/>
+      <w:r>
+        <w:t xml:space="preserve"> von </w:t>
+      </w:r>
+      <w:proofErr w:type="spellStart"/>
+      <w:r>
+        <w:t>seinem</w:t>
+      </w:r>
+      <w:proofErr w:type="spellEnd"/>
+      <w:r>
+        <w:t xml:space="preserve"> </w:t>
+      </w:r>
+      <w:proofErr w:type="spellStart"/>
+      <w:r>
+        <w:t>bisherigen</w:t>
+      </w:r>
+      <w:proofErr w:type="spellEnd"/>
+      <w:r>
+        <w:t xml:space="preserve"> </w:t>
+      </w:r>
+      <w:proofErr w:type="spellStart"/>
+      <w:r>
+        <w:t>Arbeitsort</w:t>
+      </w:r>
+      <w:proofErr w:type="spellEnd"/>
+      <w:r>
+        <w:t xml:space="preserve"> </w:t>
+      </w:r>
+      <w:proofErr w:type="spellStart"/>
+      <w:r>
+        <w:t>oder</w:t>
+      </w:r>
+      <w:proofErr w:type="spellEnd"/>
+      <w:r>
+        <w:t xml:space="preserve"> </w:t>
+      </w:r>
+      <w:proofErr w:type="spellStart"/>
+      <w:r>
+        <w:t>Einsatzgebiet</w:t>
+      </w:r>
+      <w:proofErr w:type="spellEnd"/>
+      <w:r>
+        <w:t xml:space="preserve"> </w:t>
+      </w:r>
+      <w:proofErr w:type="spellStart"/>
+      <w:r>
+        <w:t>liegt</w:t>
+      </w:r>
+      <w:proofErr w:type="spellEnd"/>
+      <w:r>
+        <w:t>.</w:t>
       </w:r>
     </w:p>
     <w:p>
@@ -181,6 +627,7 @@
         </w:rPr>
         <w:t xml:space="preserve">Die regelmäßige wöchentliche Arbeitszeit beträgt </w:t>
       </w:r>
+      <w:bookmarkStart w:id="3" w:name="_Hlk201242576"/>
       <w:r>
         <w:rPr>
           <w:lang w:val="de-DE"/>
@@ -197,10 +644,73 @@
         <w:rPr>
           <w:lang w:val="de-DE"/>
         </w:rPr>
-        <w:t xml:space="preserve"> Stunden ausschließlich der Pausen. </w:t>
-      </w:r>
-      <w:r>
-        <w:t>Die Lage der täglichen Arbeitszeit richtet sich nach den Vorgaben des Arbeitgebers.</w:t>
+        <w:t xml:space="preserve"> </w:t>
+      </w:r>
+      <w:bookmarkEnd w:id="3"/>
+      <w:r>
+        <w:rPr>
+          <w:lang w:val="de-DE"/>
+        </w:rPr>
+        <w:t xml:space="preserve">Stunden ausschließlich der Pausen. </w:t>
+      </w:r>
+      <w:r>
+        <w:t xml:space="preserve">Die Lage der </w:t>
+      </w:r>
+      <w:proofErr w:type="spellStart"/>
+      <w:r>
+        <w:t>täglichen</w:t>
+      </w:r>
+      <w:proofErr w:type="spellEnd"/>
+      <w:r>
+        <w:t xml:space="preserve"> </w:t>
+      </w:r>
+      <w:proofErr w:type="spellStart"/>
+      <w:r>
+        <w:t>Arbeitszeit</w:t>
+      </w:r>
+      <w:proofErr w:type="spellEnd"/>
+      <w:r>
+        <w:t xml:space="preserve"> </w:t>
+      </w:r>
+      <w:proofErr w:type="spellStart"/>
+      <w:r>
+        <w:t>richtet</w:t>
+      </w:r>
+      <w:proofErr w:type="spellEnd"/>
+      <w:r>
+        <w:t xml:space="preserve"> </w:t>
+      </w:r>
+      <w:proofErr w:type="spellStart"/>
+      <w:r>
+        <w:t>sich</w:t>
+      </w:r>
+      <w:proofErr w:type="spellEnd"/>
+      <w:r>
+        <w:t xml:space="preserve"> </w:t>
+      </w:r>
+      <w:proofErr w:type="spellStart"/>
+      <w:r>
+        <w:t>nach</w:t>
+      </w:r>
+      <w:proofErr w:type="spellEnd"/>
+      <w:r>
+        <w:t xml:space="preserve"> den </w:t>
+      </w:r>
+      <w:proofErr w:type="spellStart"/>
+      <w:r>
+        <w:t>Vorgaben</w:t>
+      </w:r>
+      <w:proofErr w:type="spellEnd"/>
+      <w:r>
+        <w:t xml:space="preserve"> des </w:t>
+      </w:r>
+      <w:proofErr w:type="spellStart"/>
+      <w:r>
+        <w:t>Arbeitgebers</w:t>
+      </w:r>
+      <w:proofErr w:type="spellEnd"/>
+      <w:r>
+        <w:t>.</w:t>
       </w:r>
     </w:p>
     <w:p>
@@ -208,7 +718,167 @@
         <w:pStyle w:val="ParagraphNumbered"/>
       </w:pPr>
       <w:r>
-        <w:t>Der Arbeitnehmer wird auf Anordnung des Arbeitgebers vorübergehend Überstunden bis zur Grenze von maximal 20 % seiner regelmäßigen wöchentlichen Arbeitszeit leisten, jedoch nur bis zur Grenze der jeweils anwendbaren gesetzlichen Höchstarbeitszeiten.</w:t>
+        <w:t xml:space="preserve">Der </w:t>
+      </w:r>
+      <w:proofErr w:type="spellStart"/>
+      <w:r>
+        <w:t>Arbeitnehmer</w:t>
+      </w:r>
+      <w:proofErr w:type="spellEnd"/>
+      <w:r>
+        <w:t xml:space="preserve"> </w:t>
+      </w:r>
+      <w:proofErr w:type="spellStart"/>
+      <w:r>
+        <w:t>wird</w:t>
+      </w:r>
+      <w:proofErr w:type="spellEnd"/>
+      <w:r>
+        <w:t xml:space="preserve"> auf </w:t>
+      </w:r>
+      <w:proofErr w:type="spellStart"/>
+      <w:r>
+        <w:t>Anordnung</w:t>
+      </w:r>
+      <w:proofErr w:type="spellEnd"/>
+      <w:r>
+        <w:t xml:space="preserve"> des </w:t>
+      </w:r>
+      <w:proofErr w:type="spellStart"/>
+      <w:r>
+        <w:t>Arbeitgebers</w:t>
+      </w:r>
+      <w:proofErr w:type="spellEnd"/>
+      <w:r>
+        <w:t xml:space="preserve"> </w:t>
+      </w:r>
+      <w:proofErr w:type="spellStart"/>
+      <w:r>
+        <w:t>vorübergehend</w:t>
+      </w:r>
+      <w:proofErr w:type="spellEnd"/>
+      <w:r>
+        <w:t xml:space="preserve"> </w:t>
+      </w:r>
+      <w:proofErr w:type="spellStart"/>
+      <w:r>
+        <w:t>Überstunden</w:t>
+      </w:r>
+      <w:proofErr w:type="spellEnd"/>
+      <w:r>
+        <w:t xml:space="preserve"> bis </w:t>
+      </w:r>
+      <w:proofErr w:type="spellStart"/>
+      <w:r>
+        <w:t>zur</w:t>
+      </w:r>
+      <w:proofErr w:type="spellEnd"/>
+      <w:r>
+        <w:t xml:space="preserve"> </w:t>
+      </w:r>
+      <w:proofErr w:type="spellStart"/>
+      <w:r>
+        <w:t>Grenze</w:t>
+      </w:r>
+      <w:proofErr w:type="spellEnd"/>
+      <w:r>
+        <w:t xml:space="preserve"> von maximal 20 % seiner </w:t>
+      </w:r>
+      <w:proofErr w:type="spellStart"/>
+      <w:r>
+        <w:t>regelmäßigen</w:t>
+      </w:r>
+      <w:proofErr w:type="spellEnd"/>
+      <w:r>
+        <w:t xml:space="preserve"> </w:t>
+      </w:r>
+      <w:proofErr w:type="spellStart"/>
+      <w:r>
+        <w:t>wöchentlichen</w:t>
+      </w:r>
+      <w:proofErr w:type="spellEnd"/>
+      <w:r>
+        <w:t xml:space="preserve"> </w:t>
+      </w:r>
+      <w:proofErr w:type="spellStart"/>
+      <w:r>
+        <w:t>Arbeitszeit</w:t>
+      </w:r>
+      <w:proofErr w:type="spellEnd"/>
+      <w:r>
+        <w:t xml:space="preserve"> </w:t>
+      </w:r>
+      <w:proofErr w:type="spellStart"/>
+      <w:r>
+        <w:t>leisten</w:t>
+      </w:r>
+      <w:proofErr w:type="spellEnd"/>
+      <w:r>
+        <w:t xml:space="preserve">, </w:t>
+      </w:r>
+      <w:proofErr w:type="spellStart"/>
+      <w:r>
+        <w:t>jedoch</w:t>
+      </w:r>
+      <w:proofErr w:type="spellEnd"/>
+      <w:r>
+        <w:t xml:space="preserve"> </w:t>
+      </w:r>
+      <w:proofErr w:type="spellStart"/>
+      <w:r>
+        <w:t>nur</w:t>
+      </w:r>
+      <w:proofErr w:type="spellEnd"/>
+      <w:r>
+        <w:t xml:space="preserve"> bis </w:t>
+      </w:r>
+      <w:proofErr w:type="spellStart"/>
+      <w:r>
+        <w:t>zur</w:t>
+      </w:r>
+      <w:proofErr w:type="spellEnd"/>
+      <w:r>
+        <w:t xml:space="preserve"> </w:t>
+      </w:r>
+      <w:proofErr w:type="spellStart"/>
+      <w:r>
+        <w:t>Grenze</w:t>
+      </w:r>
+      <w:proofErr w:type="spellEnd"/>
+      <w:r>
+        <w:t xml:space="preserve"> der </w:t>
+      </w:r>
+      <w:proofErr w:type="spellStart"/>
+      <w:r>
+        <w:t>jeweils</w:t>
+      </w:r>
+      <w:proofErr w:type="spellEnd"/>
+      <w:r>
+        <w:t xml:space="preserve"> </w:t>
+      </w:r>
+      <w:proofErr w:type="spellStart"/>
+      <w:r>
+        <w:t>anwendbaren</w:t>
+      </w:r>
+      <w:proofErr w:type="spellEnd"/>
+      <w:r>
+        <w:t xml:space="preserve"> </w:t>
+      </w:r>
+      <w:proofErr w:type="spellStart"/>
+      <w:r>
+        <w:t>gesetzlichen</w:t>
+      </w:r>
+      <w:proofErr w:type="spellEnd"/>
+      <w:r>
+        <w:t xml:space="preserve"> </w:t>
+      </w:r>
+      <w:proofErr w:type="spellStart"/>
+      <w:r>
+        <w:t>Höchstarbeitszeiten</w:t>
+      </w:r>
+      <w:proofErr w:type="spellEnd"/>
+      <w:r>
+        <w:t>.</w:t>
       </w:r>
     </w:p>
     <w:p>
@@ -217,7 +887,535 @@
       </w:pPr>
       <w:r>
         <w:lastRenderedPageBreak/>
-        <w:t>Der Arbeitnehmer erklärt sich bereit, auf Anordnung des Arbeitgebers Kurzarbeit zu leisten, wenn und solange erstens die Voraussetzungen für die Gewährung von Kurzarbeitergeld gemäß §§ 95 ff. SGB III vorliegen und der Arbeitgeber zweitens nachweist, dass er den Arbeitsausfall bei der Agentur für Arbeit für den entsprechenden Zeitraum gemäß § 99 SGB III angezeigt hat. Der Arbeitgeber hat eine Ankündigungsfrist von drei Wochen vor Beginn der Kurzarbeit einzuhalten. Für die Dauer der Kurzarbeit reduziert sich die vertragliche Vergütung des Arbeitnehmers im Verhältnis zu der reduzierten Arbeitszeit. Der Arbeitgeber wird für den entsprechenden Zeitraum die erforderlichen Anträge zur Gewährung von Kurzarbeitergeld gemäß § 323 Abs. 2 SGB III stellen. Auf Verlangen der Agentur für Arbeit wird der Arbeitgeber die Voraussetzungen für die Erbringung von Kurzarbeitergeld gemäß § 320 SGB III nachweisen.</w:t>
+        <w:t xml:space="preserve">Der </w:t>
+      </w:r>
+      <w:proofErr w:type="spellStart"/>
+      <w:r>
+        <w:t>Arbeitnehmer</w:t>
+      </w:r>
+      <w:proofErr w:type="spellEnd"/>
+      <w:r>
+        <w:t xml:space="preserve"> </w:t>
+      </w:r>
+      <w:proofErr w:type="spellStart"/>
+      <w:r>
+        <w:t>erklärt</w:t>
+      </w:r>
+      <w:proofErr w:type="spellEnd"/>
+      <w:r>
+        <w:t xml:space="preserve"> </w:t>
+      </w:r>
+      <w:proofErr w:type="spellStart"/>
+      <w:r>
+        <w:t>sich</w:t>
+      </w:r>
+      <w:proofErr w:type="spellEnd"/>
+      <w:r>
+        <w:t xml:space="preserve"> </w:t>
+      </w:r>
+      <w:proofErr w:type="spellStart"/>
+      <w:r>
+        <w:t>bereit</w:t>
+      </w:r>
+      <w:proofErr w:type="spellEnd"/>
+      <w:r>
+        <w:t xml:space="preserve">, auf </w:t>
+      </w:r>
+      <w:proofErr w:type="spellStart"/>
+      <w:r>
+        <w:t>Anordnung</w:t>
+      </w:r>
+      <w:proofErr w:type="spellEnd"/>
+      <w:r>
+        <w:t xml:space="preserve"> des </w:t>
+      </w:r>
+      <w:proofErr w:type="spellStart"/>
+      <w:r>
+        <w:t>Arbeitgebers</w:t>
+      </w:r>
+      <w:proofErr w:type="spellEnd"/>
+      <w:r>
+        <w:t xml:space="preserve"> </w:t>
+      </w:r>
+      <w:proofErr w:type="spellStart"/>
+      <w:r>
+        <w:t>Kurzarbeit</w:t>
+      </w:r>
+      <w:proofErr w:type="spellEnd"/>
+      <w:r>
+        <w:t xml:space="preserve"> </w:t>
+      </w:r>
+      <w:proofErr w:type="spellStart"/>
+      <w:r>
+        <w:t>zu</w:t>
+      </w:r>
+      <w:proofErr w:type="spellEnd"/>
+      <w:r>
+        <w:t xml:space="preserve"> </w:t>
+      </w:r>
+      <w:proofErr w:type="spellStart"/>
+      <w:r>
+        <w:t>leisten</w:t>
+      </w:r>
+      <w:proofErr w:type="spellEnd"/>
+      <w:r>
+        <w:t xml:space="preserve">, </w:t>
+      </w:r>
+      <w:proofErr w:type="spellStart"/>
+      <w:r>
+        <w:t>wenn</w:t>
+      </w:r>
+      <w:proofErr w:type="spellEnd"/>
+      <w:r>
+        <w:t xml:space="preserve"> und </w:t>
+      </w:r>
+      <w:proofErr w:type="spellStart"/>
+      <w:r>
+        <w:t>solange</w:t>
+      </w:r>
+      <w:proofErr w:type="spellEnd"/>
+      <w:r>
+        <w:t xml:space="preserve"> </w:t>
+      </w:r>
+      <w:proofErr w:type="spellStart"/>
+      <w:r>
+        <w:t>erstens</w:t>
+      </w:r>
+      <w:proofErr w:type="spellEnd"/>
+      <w:r>
+        <w:t xml:space="preserve"> die </w:t>
+      </w:r>
+      <w:proofErr w:type="spellStart"/>
+      <w:r>
+        <w:t>Voraussetzungen</w:t>
+      </w:r>
+      <w:proofErr w:type="spellEnd"/>
+      <w:r>
+        <w:t xml:space="preserve"> für die </w:t>
+      </w:r>
+      <w:proofErr w:type="spellStart"/>
+      <w:r>
+        <w:t>Gewährung</w:t>
+      </w:r>
+      <w:proofErr w:type="spellEnd"/>
+      <w:r>
+        <w:t xml:space="preserve"> von </w:t>
+      </w:r>
+      <w:proofErr w:type="spellStart"/>
+      <w:r>
+        <w:t>Kurzarbeitergeld</w:t>
+      </w:r>
+      <w:proofErr w:type="spellEnd"/>
+      <w:r>
+        <w:t xml:space="preserve"> </w:t>
+      </w:r>
+      <w:proofErr w:type="spellStart"/>
+      <w:r>
+        <w:t>gemäß</w:t>
+      </w:r>
+      <w:proofErr w:type="spellEnd"/>
+      <w:r>
+        <w:t xml:space="preserve"> §§ 95 ff. SGB III </w:t>
+      </w:r>
+      <w:proofErr w:type="spellStart"/>
+      <w:r>
+        <w:t>vorliegen</w:t>
+      </w:r>
+      <w:proofErr w:type="spellEnd"/>
+      <w:r>
+        <w:t xml:space="preserve"> und der </w:t>
+      </w:r>
+      <w:proofErr w:type="spellStart"/>
+      <w:r>
+        <w:t>Arbeitgeber</w:t>
+      </w:r>
+      <w:proofErr w:type="spellEnd"/>
+      <w:r>
+        <w:t xml:space="preserve"> </w:t>
+      </w:r>
+      <w:proofErr w:type="spellStart"/>
+      <w:r>
+        <w:t>zweitens</w:t>
+      </w:r>
+      <w:proofErr w:type="spellEnd"/>
+      <w:r>
+        <w:t xml:space="preserve"> </w:t>
+      </w:r>
+      <w:proofErr w:type="spellStart"/>
+      <w:r>
+        <w:t>nachweist</w:t>
+      </w:r>
+      <w:proofErr w:type="spellEnd"/>
+      <w:r>
+        <w:t xml:space="preserve">, </w:t>
+      </w:r>
+      <w:proofErr w:type="spellStart"/>
+      <w:r>
+        <w:t>dass</w:t>
+      </w:r>
+      <w:proofErr w:type="spellEnd"/>
+      <w:r>
+        <w:t xml:space="preserve"> er den </w:t>
+      </w:r>
+      <w:proofErr w:type="spellStart"/>
+      <w:r>
+        <w:t>Arbeitsausfall</w:t>
+      </w:r>
+      <w:proofErr w:type="spellEnd"/>
+      <w:r>
+        <w:t xml:space="preserve"> </w:t>
+      </w:r>
+      <w:proofErr w:type="spellStart"/>
+      <w:r>
+        <w:t>bei</w:t>
+      </w:r>
+      <w:proofErr w:type="spellEnd"/>
+      <w:r>
+        <w:t xml:space="preserve"> der Agentur für Arbeit für den </w:t>
+      </w:r>
+      <w:proofErr w:type="spellStart"/>
+      <w:r>
+        <w:t>entsprechenden</w:t>
+      </w:r>
+      <w:proofErr w:type="spellEnd"/>
+      <w:r>
+        <w:t xml:space="preserve"> </w:t>
+      </w:r>
+      <w:proofErr w:type="spellStart"/>
+      <w:r>
+        <w:t>Zeitraum</w:t>
+      </w:r>
+      <w:proofErr w:type="spellEnd"/>
+      <w:r>
+        <w:t xml:space="preserve"> </w:t>
+      </w:r>
+      <w:proofErr w:type="spellStart"/>
+      <w:r>
+        <w:t>gemäß</w:t>
+      </w:r>
+      <w:proofErr w:type="spellEnd"/>
+      <w:r>
+        <w:t xml:space="preserve"> § 99 SGB III </w:t>
+      </w:r>
+      <w:proofErr w:type="spellStart"/>
+      <w:r>
+        <w:t>angezeigt</w:t>
+      </w:r>
+      <w:proofErr w:type="spellEnd"/>
+      <w:r>
+        <w:t xml:space="preserve"> hat. Der </w:t>
+      </w:r>
+      <w:proofErr w:type="spellStart"/>
+      <w:r>
+        <w:t>Arbeitgeber</w:t>
+      </w:r>
+      <w:proofErr w:type="spellEnd"/>
+      <w:r>
+        <w:t xml:space="preserve"> hat </w:t>
+      </w:r>
+      <w:proofErr w:type="spellStart"/>
+      <w:r>
+        <w:t>eine</w:t>
+      </w:r>
+      <w:proofErr w:type="spellEnd"/>
+      <w:r>
+        <w:t xml:space="preserve"> </w:t>
+      </w:r>
+      <w:proofErr w:type="spellStart"/>
+      <w:r>
+        <w:t>Ankündigungsfrist</w:t>
+      </w:r>
+      <w:proofErr w:type="spellEnd"/>
+      <w:r>
+        <w:t xml:space="preserve"> von </w:t>
+      </w:r>
+      <w:proofErr w:type="spellStart"/>
+      <w:r>
+        <w:t>drei</w:t>
+      </w:r>
+      <w:proofErr w:type="spellEnd"/>
+      <w:r>
+        <w:t xml:space="preserve"> </w:t>
+      </w:r>
+      <w:proofErr w:type="spellStart"/>
+      <w:r>
+        <w:t>Wochen</w:t>
+      </w:r>
+      <w:proofErr w:type="spellEnd"/>
+      <w:r>
+        <w:t xml:space="preserve"> </w:t>
+      </w:r>
+      <w:proofErr w:type="spellStart"/>
+      <w:r>
+        <w:t>vor</w:t>
+      </w:r>
+      <w:proofErr w:type="spellEnd"/>
+      <w:r>
+        <w:t xml:space="preserve"> </w:t>
+      </w:r>
+      <w:proofErr w:type="spellStart"/>
+      <w:r>
+        <w:t>Beginn</w:t>
+      </w:r>
+      <w:proofErr w:type="spellEnd"/>
+      <w:r>
+        <w:t xml:space="preserve"> der </w:t>
+      </w:r>
+      <w:proofErr w:type="spellStart"/>
+      <w:r>
+        <w:t>Kurzarbeit</w:t>
+      </w:r>
+      <w:proofErr w:type="spellEnd"/>
+      <w:r>
+        <w:t xml:space="preserve"> </w:t>
+      </w:r>
+      <w:proofErr w:type="spellStart"/>
+      <w:r>
+        <w:t>einzuhalten</w:t>
+      </w:r>
+      <w:proofErr w:type="spellEnd"/>
+      <w:r>
+        <w:t xml:space="preserve">. Für die Dauer der </w:t>
+      </w:r>
+      <w:proofErr w:type="spellStart"/>
+      <w:r>
+        <w:t>Kurzarbeit</w:t>
+      </w:r>
+      <w:proofErr w:type="spellEnd"/>
+      <w:r>
+        <w:t xml:space="preserve"> </w:t>
+      </w:r>
+      <w:proofErr w:type="spellStart"/>
+      <w:r>
+        <w:t>reduziert</w:t>
+      </w:r>
+      <w:proofErr w:type="spellEnd"/>
+      <w:r>
+        <w:t xml:space="preserve"> </w:t>
+      </w:r>
+      <w:proofErr w:type="spellStart"/>
+      <w:r>
+        <w:t>sich</w:t>
+      </w:r>
+      <w:proofErr w:type="spellEnd"/>
+      <w:r>
+        <w:t xml:space="preserve"> die </w:t>
+      </w:r>
+      <w:proofErr w:type="spellStart"/>
+      <w:r>
+        <w:t>vertragliche</w:t>
+      </w:r>
+      <w:proofErr w:type="spellEnd"/>
+      <w:r>
+        <w:t xml:space="preserve"> </w:t>
+      </w:r>
+      <w:proofErr w:type="spellStart"/>
+      <w:r>
+        <w:t>Vergütung</w:t>
+      </w:r>
+      <w:proofErr w:type="spellEnd"/>
+      <w:r>
+        <w:t xml:space="preserve"> des </w:t>
+      </w:r>
+      <w:proofErr w:type="spellStart"/>
+      <w:r>
+        <w:t>Arbeitnehmers</w:t>
+      </w:r>
+      <w:proofErr w:type="spellEnd"/>
+      <w:r>
+        <w:t xml:space="preserve"> </w:t>
+      </w:r>
+      <w:proofErr w:type="spellStart"/>
+      <w:r>
+        <w:t>im</w:t>
+      </w:r>
+      <w:proofErr w:type="spellEnd"/>
+      <w:r>
+        <w:t xml:space="preserve"> </w:t>
+      </w:r>
+      <w:proofErr w:type="spellStart"/>
+      <w:r>
+        <w:t>Verhältnis</w:t>
+      </w:r>
+      <w:proofErr w:type="spellEnd"/>
+      <w:r>
+        <w:t xml:space="preserve"> </w:t>
+      </w:r>
+      <w:proofErr w:type="spellStart"/>
+      <w:r>
+        <w:t>zu</w:t>
+      </w:r>
+      <w:proofErr w:type="spellEnd"/>
+      <w:r>
+        <w:t xml:space="preserve"> der </w:t>
+      </w:r>
+      <w:proofErr w:type="spellStart"/>
+      <w:r>
+        <w:t>reduzierten</w:t>
+      </w:r>
+      <w:proofErr w:type="spellEnd"/>
+      <w:r>
+        <w:t xml:space="preserve"> </w:t>
+      </w:r>
+      <w:proofErr w:type="spellStart"/>
+      <w:r>
+        <w:t>Arbeitszeit</w:t>
+      </w:r>
+      <w:proofErr w:type="spellEnd"/>
+      <w:r>
+        <w:t xml:space="preserve">. Der </w:t>
+      </w:r>
+      <w:proofErr w:type="spellStart"/>
+      <w:r>
+        <w:t>Arbeitgeber</w:t>
+      </w:r>
+      <w:proofErr w:type="spellEnd"/>
+      <w:r>
+        <w:t xml:space="preserve"> </w:t>
+      </w:r>
+      <w:proofErr w:type="spellStart"/>
+      <w:r>
+        <w:t>wird</w:t>
+      </w:r>
+      <w:proofErr w:type="spellEnd"/>
+      <w:r>
+        <w:t xml:space="preserve"> für den </w:t>
+      </w:r>
+      <w:proofErr w:type="spellStart"/>
+      <w:r>
+        <w:t>entsprechenden</w:t>
+      </w:r>
+      <w:proofErr w:type="spellEnd"/>
+      <w:r>
+        <w:t xml:space="preserve"> </w:t>
+      </w:r>
+      <w:proofErr w:type="spellStart"/>
+      <w:r>
+        <w:t>Zeitraum</w:t>
+      </w:r>
+      <w:proofErr w:type="spellEnd"/>
+      <w:r>
+        <w:t xml:space="preserve"> die </w:t>
+      </w:r>
+      <w:proofErr w:type="spellStart"/>
+      <w:r>
+        <w:t>erforderlichen</w:t>
+      </w:r>
+      <w:proofErr w:type="spellEnd"/>
+      <w:r>
+        <w:t xml:space="preserve"> </w:t>
+      </w:r>
+      <w:proofErr w:type="spellStart"/>
+      <w:r>
+        <w:t>Anträge</w:t>
+      </w:r>
+      <w:proofErr w:type="spellEnd"/>
+      <w:r>
+        <w:t xml:space="preserve"> </w:t>
+      </w:r>
+      <w:proofErr w:type="spellStart"/>
+      <w:r>
+        <w:t>zur</w:t>
+      </w:r>
+      <w:proofErr w:type="spellEnd"/>
+      <w:r>
+        <w:t xml:space="preserve"> </w:t>
+      </w:r>
+      <w:proofErr w:type="spellStart"/>
+      <w:r>
+        <w:t>Gewährung</w:t>
+      </w:r>
+      <w:proofErr w:type="spellEnd"/>
+      <w:r>
+        <w:t xml:space="preserve"> von </w:t>
+      </w:r>
+      <w:proofErr w:type="spellStart"/>
+      <w:r>
+        <w:t>Kurzarbeitergeld</w:t>
+      </w:r>
+      <w:proofErr w:type="spellEnd"/>
+      <w:r>
+        <w:t xml:space="preserve"> </w:t>
+      </w:r>
+      <w:proofErr w:type="spellStart"/>
+      <w:r>
+        <w:t>gemäß</w:t>
+      </w:r>
+      <w:proofErr w:type="spellEnd"/>
+      <w:r>
+        <w:t xml:space="preserve"> § 323 Abs. 2 SGB III </w:t>
+      </w:r>
+      <w:proofErr w:type="spellStart"/>
+      <w:r>
+        <w:t>stellen</w:t>
+      </w:r>
+      <w:proofErr w:type="spellEnd"/>
+      <w:r>
+        <w:t xml:space="preserve">. Auf </w:t>
+      </w:r>
+      <w:proofErr w:type="spellStart"/>
+      <w:r>
+        <w:t>Verlangen</w:t>
+      </w:r>
+      <w:proofErr w:type="spellEnd"/>
+      <w:r>
+        <w:t xml:space="preserve"> der Agentur für Arbeit </w:t>
+      </w:r>
+      <w:proofErr w:type="spellStart"/>
+      <w:r>
+        <w:t>wird</w:t>
+      </w:r>
+      <w:proofErr w:type="spellEnd"/>
+      <w:r>
+        <w:t xml:space="preserve"> der </w:t>
+      </w:r>
+      <w:proofErr w:type="spellStart"/>
+      <w:r>
+        <w:t>Arbeitgeber</w:t>
+      </w:r>
+      <w:proofErr w:type="spellEnd"/>
+      <w:r>
+        <w:t xml:space="preserve"> die </w:t>
+      </w:r>
+      <w:proofErr w:type="spellStart"/>
+      <w:r>
+        <w:t>Voraussetzungen</w:t>
+      </w:r>
+      <w:proofErr w:type="spellEnd"/>
+      <w:r>
+        <w:t xml:space="preserve"> für die </w:t>
+      </w:r>
+      <w:proofErr w:type="spellStart"/>
+      <w:r>
+        <w:t>Erbringung</w:t>
+      </w:r>
+      <w:proofErr w:type="spellEnd"/>
+      <w:r>
+        <w:t xml:space="preserve"> von </w:t>
+      </w:r>
+      <w:proofErr w:type="spellStart"/>
+      <w:r>
+        <w:t>Kurzarbeitergeld</w:t>
+      </w:r>
+      <w:proofErr w:type="spellEnd"/>
+      <w:r>
+        <w:t xml:space="preserve"> </w:t>
+      </w:r>
+      <w:proofErr w:type="spellStart"/>
+      <w:r>
+        <w:t>gemäß</w:t>
+      </w:r>
+      <w:proofErr w:type="spellEnd"/>
+      <w:r>
+        <w:t xml:space="preserve"> § 320 SGB III </w:t>
+      </w:r>
+      <w:proofErr w:type="spellStart"/>
+      <w:r>
+        <w:t>nachweisen</w:t>
+      </w:r>
+      <w:proofErr w:type="spellEnd"/>
+      <w:r>
+        <w:t>.</w:t>
       </w:r>
     </w:p>
     <w:p>
@@ -233,8 +1431,49 @@
         <w:pStyle w:val="ParagraphNumbered"/>
       </w:pPr>
       <w:r>
-        <w:t xml:space="preserve">Der Arbeitnehmer erhält ein monatliches Gehalt von </w:t>
-      </w:r>
+        <w:t xml:space="preserve">Der </w:t>
+      </w:r>
+      <w:proofErr w:type="spellStart"/>
+      <w:r>
+        <w:t>Arbeitnehmer</w:t>
+      </w:r>
+      <w:proofErr w:type="spellEnd"/>
+      <w:r>
+        <w:t xml:space="preserve"> </w:t>
+      </w:r>
+      <w:proofErr w:type="spellStart"/>
+      <w:r>
+        <w:t>erhält</w:t>
+      </w:r>
+      <w:proofErr w:type="spellEnd"/>
+      <w:r>
+        <w:t xml:space="preserve"> </w:t>
+      </w:r>
+      <w:proofErr w:type="spellStart"/>
+      <w:r>
+        <w:t>ein</w:t>
+      </w:r>
+      <w:proofErr w:type="spellEnd"/>
+      <w:r>
+        <w:t xml:space="preserve"> </w:t>
+      </w:r>
+      <w:proofErr w:type="spellStart"/>
+      <w:r>
+        <w:t>monatliches</w:t>
+      </w:r>
+      <w:proofErr w:type="spellEnd"/>
+      <w:r>
+        <w:t xml:space="preserve"> </w:t>
+      </w:r>
+      <w:proofErr w:type="spellStart"/>
+      <w:r>
+        <w:t>Gehalt</w:t>
+      </w:r>
+      <w:proofErr w:type="spellEnd"/>
+      <w:r>
+        <w:t xml:space="preserve"> von </w:t>
+      </w:r>
+      <w:bookmarkStart w:id="4" w:name="_Hlk201242531"/>
       <w:r>
         <w:rPr>
           <w:lang w:val="de-DE"/>
@@ -247,8 +1486,17 @@
         </w:rPr>
         <w:t xml:space="preserve"> </w:t>
       </w:r>
-      <w:r>
-        <w:t>Euro brutto.</w:t>
+      <w:bookmarkEnd w:id="4"/>
+      <w:r>
+        <w:t xml:space="preserve">Euro </w:t>
+      </w:r>
+      <w:proofErr w:type="spellStart"/>
+      <w:r>
+        <w:t>brutto</w:t>
+      </w:r>
+      <w:proofErr w:type="spellEnd"/>
+      <w:r>
+        <w:t>.</w:t>
       </w:r>
     </w:p>
     <w:p>
@@ -256,7 +1504,159 @@
         <w:pStyle w:val="ParagraphNumbered"/>
       </w:pPr>
       <w:r>
-        <w:t>Für jede angeordnete und geleistete Überstunde im Sinne von § 3 Abs. 2 hat der Arbeitnehmer Anspruch auf Freizeitausgleich. Der Ausgleich muss innerhalb von sechs Kalendermonaten oder 24 Wochen erfolgen. Die Lage des Freizeitausgleichs legt der Arbeitgeber auf Antrag des Arbeitnehmers fest.</w:t>
+        <w:t xml:space="preserve">Für </w:t>
+      </w:r>
+      <w:proofErr w:type="spellStart"/>
+      <w:r>
+        <w:t>jede</w:t>
+      </w:r>
+      <w:proofErr w:type="spellEnd"/>
+      <w:r>
+        <w:t xml:space="preserve"> </w:t>
+      </w:r>
+      <w:proofErr w:type="spellStart"/>
+      <w:r>
+        <w:t>angeordnete</w:t>
+      </w:r>
+      <w:proofErr w:type="spellEnd"/>
+      <w:r>
+        <w:t xml:space="preserve"> und </w:t>
+      </w:r>
+      <w:proofErr w:type="spellStart"/>
+      <w:r>
+        <w:t>geleistete</w:t>
+      </w:r>
+      <w:proofErr w:type="spellEnd"/>
+      <w:r>
+        <w:t xml:space="preserve"> </w:t>
+      </w:r>
+      <w:proofErr w:type="spellStart"/>
+      <w:r>
+        <w:t>Überstunde</w:t>
+      </w:r>
+      <w:proofErr w:type="spellEnd"/>
+      <w:r>
+        <w:t xml:space="preserve"> </w:t>
+      </w:r>
+      <w:proofErr w:type="spellStart"/>
+      <w:r>
+        <w:t>im</w:t>
+      </w:r>
+      <w:proofErr w:type="spellEnd"/>
+      <w:r>
+        <w:t xml:space="preserve"> Sinne von § 3 Abs. 2 hat der </w:t>
+      </w:r>
+      <w:proofErr w:type="spellStart"/>
+      <w:r>
+        <w:t>Arbeitnehmer</w:t>
+      </w:r>
+      <w:proofErr w:type="spellEnd"/>
+      <w:r>
+        <w:t xml:space="preserve"> </w:t>
+      </w:r>
+      <w:proofErr w:type="spellStart"/>
+      <w:r>
+        <w:t>Anspruch</w:t>
+      </w:r>
+      <w:proofErr w:type="spellEnd"/>
+      <w:r>
+        <w:t xml:space="preserve"> auf </w:t>
+      </w:r>
+      <w:proofErr w:type="spellStart"/>
+      <w:r>
+        <w:t>Freizeitausgleich</w:t>
+      </w:r>
+      <w:proofErr w:type="spellEnd"/>
+      <w:r>
+        <w:t xml:space="preserve">. Der Ausgleich muss </w:t>
+      </w:r>
+      <w:proofErr w:type="spellStart"/>
+      <w:r>
+        <w:t>innerhalb</w:t>
+      </w:r>
+      <w:proofErr w:type="spellEnd"/>
+      <w:r>
+        <w:t xml:space="preserve"> von </w:t>
+      </w:r>
+      <w:proofErr w:type="spellStart"/>
+      <w:r>
+        <w:t>sechs</w:t>
+      </w:r>
+      <w:proofErr w:type="spellEnd"/>
+      <w:r>
+        <w:t xml:space="preserve"> </w:t>
+      </w:r>
+      <w:proofErr w:type="spellStart"/>
+      <w:r>
+        <w:t>Kalendermonaten</w:t>
+      </w:r>
+      <w:proofErr w:type="spellEnd"/>
+      <w:r>
+        <w:t xml:space="preserve"> </w:t>
+      </w:r>
+      <w:proofErr w:type="spellStart"/>
+      <w:r>
+        <w:t>oder</w:t>
+      </w:r>
+      <w:proofErr w:type="spellEnd"/>
+      <w:r>
+        <w:t xml:space="preserve"> 24 </w:t>
+      </w:r>
+      <w:proofErr w:type="spellStart"/>
+      <w:r>
+        <w:t>Wochen</w:t>
+      </w:r>
+      <w:proofErr w:type="spellEnd"/>
+      <w:r>
+        <w:t xml:space="preserve"> </w:t>
+      </w:r>
+      <w:proofErr w:type="spellStart"/>
+      <w:r>
+        <w:t>erfolgen</w:t>
+      </w:r>
+      <w:proofErr w:type="spellEnd"/>
+      <w:r>
+        <w:t xml:space="preserve">. Die Lage des </w:t>
+      </w:r>
+      <w:proofErr w:type="spellStart"/>
+      <w:r>
+        <w:t>Freizeitausgleichs</w:t>
+      </w:r>
+      <w:proofErr w:type="spellEnd"/>
+      <w:r>
+        <w:t xml:space="preserve"> </w:t>
+      </w:r>
+      <w:proofErr w:type="spellStart"/>
+      <w:r>
+        <w:t>legt</w:t>
+      </w:r>
+      <w:proofErr w:type="spellEnd"/>
+      <w:r>
+        <w:t xml:space="preserve"> der </w:t>
+      </w:r>
+      <w:proofErr w:type="spellStart"/>
+      <w:r>
+        <w:t>Arbeitgeber</w:t>
+      </w:r>
+      <w:proofErr w:type="spellEnd"/>
+      <w:r>
+        <w:t xml:space="preserve"> auf </w:t>
+      </w:r>
+      <w:proofErr w:type="spellStart"/>
+      <w:r>
+        <w:t>Antrag</w:t>
+      </w:r>
+      <w:proofErr w:type="spellEnd"/>
+      <w:r>
+        <w:t xml:space="preserve"> des </w:t>
+      </w:r>
+      <w:proofErr w:type="spellStart"/>
+      <w:r>
+        <w:t>Arbeitnehmers</w:t>
+      </w:r>
+      <w:proofErr w:type="spellEnd"/>
+      <w:r>
+        <w:t xml:space="preserve"> fest.</w:t>
       </w:r>
     </w:p>
     <w:p>
@@ -264,7 +1664,111 @@
         <w:pStyle w:val="ParagraphNumbered"/>
       </w:pPr>
       <w:r>
-        <w:t>Alle Zahlungen an den Arbeitnehmer erfolgen bargeldlos auf ein von dem Arbeitnehmer zu benennendes Konto bei einer in der Bundesrepublik Deutschland ansässigen Bank.</w:t>
+        <w:t xml:space="preserve">Alle </w:t>
+      </w:r>
+      <w:proofErr w:type="spellStart"/>
+      <w:r>
+        <w:t>Zahlungen</w:t>
+      </w:r>
+      <w:proofErr w:type="spellEnd"/>
+      <w:r>
+        <w:t xml:space="preserve"> an den </w:t>
+      </w:r>
+      <w:proofErr w:type="spellStart"/>
+      <w:r>
+        <w:t>Arbeitnehmer</w:t>
+      </w:r>
+      <w:proofErr w:type="spellEnd"/>
+      <w:r>
+        <w:t xml:space="preserve"> </w:t>
+      </w:r>
+      <w:proofErr w:type="spellStart"/>
+      <w:r>
+        <w:t>erfolgen</w:t>
+      </w:r>
+      <w:proofErr w:type="spellEnd"/>
+      <w:r>
+        <w:t xml:space="preserve"> </w:t>
+      </w:r>
+      <w:proofErr w:type="spellStart"/>
+      <w:r>
+        <w:t>bargeldlos</w:t>
+      </w:r>
+      <w:proofErr w:type="spellEnd"/>
+      <w:r>
+        <w:t xml:space="preserve"> auf </w:t>
+      </w:r>
+      <w:proofErr w:type="spellStart"/>
+      <w:r>
+        <w:t>ein</w:t>
+      </w:r>
+      <w:proofErr w:type="spellEnd"/>
+      <w:r>
+        <w:t xml:space="preserve"> von dem </w:t>
+      </w:r>
+      <w:proofErr w:type="spellStart"/>
+      <w:r>
+        <w:t>Arbeitnehmer</w:t>
+      </w:r>
+      <w:proofErr w:type="spellEnd"/>
+      <w:r>
+        <w:t xml:space="preserve"> </w:t>
+      </w:r>
+      <w:proofErr w:type="spellStart"/>
+      <w:r>
+        <w:t>zu</w:t>
+      </w:r>
+      <w:proofErr w:type="spellEnd"/>
+      <w:r>
+        <w:t xml:space="preserve"> </w:t>
+      </w:r>
+      <w:proofErr w:type="spellStart"/>
+      <w:r>
+        <w:t>benennendes</w:t>
+      </w:r>
+      <w:proofErr w:type="spellEnd"/>
+      <w:r>
+        <w:t xml:space="preserve"> </w:t>
+      </w:r>
+      <w:proofErr w:type="spellStart"/>
+      <w:r>
+        <w:t>Konto</w:t>
+      </w:r>
+      <w:proofErr w:type="spellEnd"/>
+      <w:r>
+        <w:t xml:space="preserve"> </w:t>
+      </w:r>
+      <w:proofErr w:type="spellStart"/>
+      <w:r>
+        <w:t>bei</w:t>
+      </w:r>
+      <w:proofErr w:type="spellEnd"/>
+      <w:r>
+        <w:t xml:space="preserve"> </w:t>
+      </w:r>
+      <w:proofErr w:type="spellStart"/>
+      <w:r>
+        <w:t>einer</w:t>
+      </w:r>
+      <w:proofErr w:type="spellEnd"/>
+      <w:r>
+        <w:t xml:space="preserve"> in der </w:t>
+      </w:r>
+      <w:proofErr w:type="spellStart"/>
+      <w:r>
+        <w:t>Bundesrepublik</w:t>
+      </w:r>
+      <w:proofErr w:type="spellEnd"/>
+      <w:r>
+        <w:t xml:space="preserve"> Deutschland </w:t>
+      </w:r>
+      <w:proofErr w:type="spellStart"/>
+      <w:r>
+        <w:t>ansässigen</w:t>
+      </w:r>
+      <w:proofErr w:type="spellEnd"/>
+      <w:r>
+        <w:t xml:space="preserve"> Bank.</w:t>
       </w:r>
     </w:p>
     <w:p>
@@ -282,12 +1786,14 @@
       <w:r>
         <w:t xml:space="preserve">Der Arbeitnehmer hat in jedem Kalenderjahr einen Anspruch auf bezahlten Erholungsurlaub von </w:t>
       </w:r>
+      <w:bookmarkStart w:id="5" w:name="_Hlk201242616"/>
       <w:r>
         <w:t>{{urlaub}}</w:t>
       </w:r>
       <w:r>
         <w:t xml:space="preserve"> </w:t>
       </w:r>
+      <w:bookmarkEnd w:id="5"/>
       <w:r>
         <w:t>Arbeitstagen, bezogen auf eine Fünf-Tage-Woche gemäß § 3 Abs. 1 dieses Arbeitsvertrags. Es gelten die Regelungen des Bundesurlaubsgesetzes in seiner jeweils geltenden Fassung.</w:t>
       </w:r>
@@ -305,7 +1811,199 @@
         <w:pStyle w:val="ParagraphNumbered"/>
       </w:pPr>
       <w:r>
-        <w:t>Die im Betrieb fest installierten Telekommunikationsmittel (Telefon, Internet, E-Mail) dürfen nur zu dienstlichen Zwecken genutzt werden. Jede private Nutzung ist untersagt. Dasselbe gilt für mobile Telekommunikationsmittel (mobiles Telefon, Smartphone, Tablet), die der Arbeitgeber dem Arbeitnehmer zur Verfügung stellt.</w:t>
+        <w:t xml:space="preserve">Die </w:t>
+      </w:r>
+      <w:proofErr w:type="spellStart"/>
+      <w:r>
+        <w:t>im</w:t>
+      </w:r>
+      <w:proofErr w:type="spellEnd"/>
+      <w:r>
+        <w:t xml:space="preserve"> </w:t>
+      </w:r>
+      <w:proofErr w:type="spellStart"/>
+      <w:r>
+        <w:t>Betrieb</w:t>
+      </w:r>
+      <w:proofErr w:type="spellEnd"/>
+      <w:r>
+        <w:t xml:space="preserve"> fest </w:t>
+      </w:r>
+      <w:proofErr w:type="spellStart"/>
+      <w:r>
+        <w:t>installierten</w:t>
+      </w:r>
+      <w:proofErr w:type="spellEnd"/>
+      <w:r>
+        <w:t xml:space="preserve"> </w:t>
+      </w:r>
+      <w:proofErr w:type="spellStart"/>
+      <w:r>
+        <w:t>Telekommunikationsmittel</w:t>
+      </w:r>
+      <w:proofErr w:type="spellEnd"/>
+      <w:r>
+        <w:t xml:space="preserve"> (</w:t>
+      </w:r>
+      <w:proofErr w:type="spellStart"/>
+      <w:r>
+        <w:t>Telefon</w:t>
+      </w:r>
+      <w:proofErr w:type="spellEnd"/>
+      <w:r>
+        <w:t xml:space="preserve">, Internet, E-Mail) </w:t>
+      </w:r>
+      <w:proofErr w:type="spellStart"/>
+      <w:r>
+        <w:t>dürfen</w:t>
+      </w:r>
+      <w:proofErr w:type="spellEnd"/>
+      <w:r>
+        <w:t xml:space="preserve"> </w:t>
+      </w:r>
+      <w:proofErr w:type="spellStart"/>
+      <w:r>
+        <w:t>nur</w:t>
+      </w:r>
+      <w:proofErr w:type="spellEnd"/>
+      <w:r>
+        <w:t xml:space="preserve"> </w:t>
+      </w:r>
+      <w:proofErr w:type="spellStart"/>
+      <w:r>
+        <w:t>zu</w:t>
+      </w:r>
+      <w:proofErr w:type="spellEnd"/>
+      <w:r>
+        <w:t xml:space="preserve"> </w:t>
+      </w:r>
+      <w:proofErr w:type="spellStart"/>
+      <w:r>
+        <w:t>dienstlichen</w:t>
+      </w:r>
+      <w:proofErr w:type="spellEnd"/>
+      <w:r>
+        <w:t xml:space="preserve"> </w:t>
+      </w:r>
+      <w:proofErr w:type="spellStart"/>
+      <w:r>
+        <w:t>Zwecken</w:t>
+      </w:r>
+      <w:proofErr w:type="spellEnd"/>
+      <w:r>
+        <w:t xml:space="preserve"> </w:t>
+      </w:r>
+      <w:proofErr w:type="spellStart"/>
+      <w:r>
+        <w:t>genutzt</w:t>
+      </w:r>
+      <w:proofErr w:type="spellEnd"/>
+      <w:r>
+        <w:t xml:space="preserve"> </w:t>
+      </w:r>
+      <w:proofErr w:type="spellStart"/>
+      <w:r>
+        <w:t>werden</w:t>
+      </w:r>
+      <w:proofErr w:type="spellEnd"/>
+      <w:r>
+        <w:t xml:space="preserve">. </w:t>
+      </w:r>
+      <w:proofErr w:type="spellStart"/>
+      <w:r>
+        <w:t>Jede</w:t>
+      </w:r>
+      <w:proofErr w:type="spellEnd"/>
+      <w:r>
+        <w:t xml:space="preserve"> private </w:t>
+      </w:r>
+      <w:proofErr w:type="spellStart"/>
+      <w:r>
+        <w:t>Nutzung</w:t>
+      </w:r>
+      <w:proofErr w:type="spellEnd"/>
+      <w:r>
+        <w:t xml:space="preserve"> </w:t>
+      </w:r>
+      <w:proofErr w:type="spellStart"/>
+      <w:r>
+        <w:t>ist</w:t>
+      </w:r>
+      <w:proofErr w:type="spellEnd"/>
+      <w:r>
+        <w:t xml:space="preserve"> </w:t>
+      </w:r>
+      <w:proofErr w:type="spellStart"/>
+      <w:r>
+        <w:t>untersagt</w:t>
+      </w:r>
+      <w:proofErr w:type="spellEnd"/>
+      <w:r>
+        <w:t xml:space="preserve">. </w:t>
+      </w:r>
+      <w:proofErr w:type="spellStart"/>
+      <w:r>
+        <w:t>Dasselbe</w:t>
+      </w:r>
+      <w:proofErr w:type="spellEnd"/>
+      <w:r>
+        <w:t xml:space="preserve"> gilt für mobile </w:t>
+      </w:r>
+      <w:proofErr w:type="spellStart"/>
+      <w:r>
+        <w:t>Telekommunikationsmittel</w:t>
+      </w:r>
+      <w:proofErr w:type="spellEnd"/>
+      <w:r>
+        <w:t xml:space="preserve"> (mobiles </w:t>
+      </w:r>
+      <w:proofErr w:type="spellStart"/>
+      <w:r>
+        <w:t>Telefon</w:t>
+      </w:r>
+      <w:proofErr w:type="spellEnd"/>
+      <w:r>
+        <w:t xml:space="preserve">, Smartphone, Tablet), die der </w:t>
+      </w:r>
+      <w:proofErr w:type="spellStart"/>
+      <w:r>
+        <w:t>Arbeitgeber</w:t>
+      </w:r>
+      <w:proofErr w:type="spellEnd"/>
+      <w:r>
+        <w:t xml:space="preserve"> dem </w:t>
+      </w:r>
+      <w:proofErr w:type="spellStart"/>
+      <w:r>
+        <w:t>Arbeitnehmer</w:t>
+      </w:r>
+      <w:proofErr w:type="spellEnd"/>
+      <w:r>
+        <w:t xml:space="preserve"> </w:t>
+      </w:r>
+      <w:proofErr w:type="spellStart"/>
+      <w:r>
+        <w:t>zur</w:t>
+      </w:r>
+      <w:proofErr w:type="spellEnd"/>
+      <w:r>
+        <w:t xml:space="preserve"> </w:t>
+      </w:r>
+      <w:proofErr w:type="spellStart"/>
+      <w:r>
+        <w:t>Verfügung</w:t>
+      </w:r>
+      <w:proofErr w:type="spellEnd"/>
+      <w:r>
+        <w:t xml:space="preserve"> </w:t>
+      </w:r>
+      <w:proofErr w:type="spellStart"/>
+      <w:r>
+        <w:t>stellt</w:t>
+      </w:r>
+      <w:proofErr w:type="spellEnd"/>
+      <w:r>
+        <w:t>.</w:t>
       </w:r>
     </w:p>
     <w:p>
@@ -313,7 +2011,207 @@
         <w:pStyle w:val="ParagraphNumbered"/>
       </w:pPr>
       <w:r>
-        <w:t xml:space="preserve">Es wird hiermit darauf hingewiesen, dass dem Arbeitgeber im Rahmen der dienstlichen Nutzung der unternehmenseigenen Telekommunikationsmittel aufgrund der bestehenden Gesetzeslage Kontrollrechte zustehen, die sich insbesondere auf die Verbindungsdaten aller Telekommunikationsmittel und den Inhalt der Internet- und E-Mail-Nutzung erstrecken. </w:t>
+        <w:t xml:space="preserve">Es </w:t>
+      </w:r>
+      <w:proofErr w:type="spellStart"/>
+      <w:r>
+        <w:t>wird</w:t>
+      </w:r>
+      <w:proofErr w:type="spellEnd"/>
+      <w:r>
+        <w:t xml:space="preserve"> </w:t>
+      </w:r>
+      <w:proofErr w:type="spellStart"/>
+      <w:r>
+        <w:t>hiermit</w:t>
+      </w:r>
+      <w:proofErr w:type="spellEnd"/>
+      <w:r>
+        <w:t xml:space="preserve"> </w:t>
+      </w:r>
+      <w:proofErr w:type="spellStart"/>
+      <w:r>
+        <w:t>darauf</w:t>
+      </w:r>
+      <w:proofErr w:type="spellEnd"/>
+      <w:r>
+        <w:t xml:space="preserve"> </w:t>
+      </w:r>
+      <w:proofErr w:type="spellStart"/>
+      <w:r>
+        <w:t>hingewiesen</w:t>
+      </w:r>
+      <w:proofErr w:type="spellEnd"/>
+      <w:r>
+        <w:t xml:space="preserve">, </w:t>
+      </w:r>
+      <w:proofErr w:type="spellStart"/>
+      <w:r>
+        <w:t>dass</w:t>
+      </w:r>
+      <w:proofErr w:type="spellEnd"/>
+      <w:r>
+        <w:t xml:space="preserve"> dem </w:t>
+      </w:r>
+      <w:proofErr w:type="spellStart"/>
+      <w:r>
+        <w:t>Arbeitgeber</w:t>
+      </w:r>
+      <w:proofErr w:type="spellEnd"/>
+      <w:r>
+        <w:t xml:space="preserve"> </w:t>
+      </w:r>
+      <w:proofErr w:type="spellStart"/>
+      <w:r>
+        <w:t>im</w:t>
+      </w:r>
+      <w:proofErr w:type="spellEnd"/>
+      <w:r>
+        <w:t xml:space="preserve"> </w:t>
+      </w:r>
+      <w:proofErr w:type="spellStart"/>
+      <w:r>
+        <w:t>Rahmen</w:t>
+      </w:r>
+      <w:proofErr w:type="spellEnd"/>
+      <w:r>
+        <w:t xml:space="preserve"> der </w:t>
+      </w:r>
+      <w:proofErr w:type="spellStart"/>
+      <w:r>
+        <w:t>dienstlichen</w:t>
+      </w:r>
+      <w:proofErr w:type="spellEnd"/>
+      <w:r>
+        <w:t xml:space="preserve"> </w:t>
+      </w:r>
+      <w:proofErr w:type="spellStart"/>
+      <w:r>
+        <w:t>Nutzung</w:t>
+      </w:r>
+      <w:proofErr w:type="spellEnd"/>
+      <w:r>
+        <w:t xml:space="preserve"> der </w:t>
+      </w:r>
+      <w:proofErr w:type="spellStart"/>
+      <w:r>
+        <w:t>unternehmenseigenen</w:t>
+      </w:r>
+      <w:proofErr w:type="spellEnd"/>
+      <w:r>
+        <w:t xml:space="preserve"> </w:t>
+      </w:r>
+      <w:proofErr w:type="spellStart"/>
+      <w:r>
+        <w:t>Telekommunikationsmittel</w:t>
+      </w:r>
+      <w:proofErr w:type="spellEnd"/>
+      <w:r>
+        <w:t xml:space="preserve"> </w:t>
+      </w:r>
+      <w:proofErr w:type="spellStart"/>
+      <w:r>
+        <w:t>aufgrund</w:t>
+      </w:r>
+      <w:proofErr w:type="spellEnd"/>
+      <w:r>
+        <w:t xml:space="preserve"> der </w:t>
+      </w:r>
+      <w:proofErr w:type="spellStart"/>
+      <w:r>
+        <w:t>bestehenden</w:t>
+      </w:r>
+      <w:proofErr w:type="spellEnd"/>
+      <w:r>
+        <w:t xml:space="preserve"> </w:t>
+      </w:r>
+      <w:proofErr w:type="spellStart"/>
+      <w:r>
+        <w:t>Gesetzeslage</w:t>
+      </w:r>
+      <w:proofErr w:type="spellEnd"/>
+      <w:r>
+        <w:t xml:space="preserve"> </w:t>
+      </w:r>
+      <w:proofErr w:type="spellStart"/>
+      <w:r>
+        <w:t>Kontrollrechte</w:t>
+      </w:r>
+      <w:proofErr w:type="spellEnd"/>
+      <w:r>
+        <w:t xml:space="preserve"> </w:t>
+      </w:r>
+      <w:proofErr w:type="spellStart"/>
+      <w:r>
+        <w:t>zustehen</w:t>
+      </w:r>
+      <w:proofErr w:type="spellEnd"/>
+      <w:r>
+        <w:t xml:space="preserve">, die </w:t>
+      </w:r>
+      <w:proofErr w:type="spellStart"/>
+      <w:r>
+        <w:t>sich</w:t>
+      </w:r>
+      <w:proofErr w:type="spellEnd"/>
+      <w:r>
+        <w:t xml:space="preserve"> </w:t>
+      </w:r>
+      <w:proofErr w:type="spellStart"/>
+      <w:r>
+        <w:t>insbesondere</w:t>
+      </w:r>
+      <w:proofErr w:type="spellEnd"/>
+      <w:r>
+        <w:t xml:space="preserve"> auf die </w:t>
+      </w:r>
+      <w:proofErr w:type="spellStart"/>
+      <w:r>
+        <w:t>Verbindungsdaten</w:t>
+      </w:r>
+      <w:proofErr w:type="spellEnd"/>
+      <w:r>
+        <w:t xml:space="preserve"> </w:t>
+      </w:r>
+      <w:proofErr w:type="spellStart"/>
+      <w:r>
+        <w:t>aller</w:t>
+      </w:r>
+      <w:proofErr w:type="spellEnd"/>
+      <w:r>
+        <w:t xml:space="preserve"> </w:t>
+      </w:r>
+      <w:proofErr w:type="spellStart"/>
+      <w:r>
+        <w:t>Telekommunikationsmittel</w:t>
+      </w:r>
+      <w:proofErr w:type="spellEnd"/>
+      <w:r>
+        <w:t xml:space="preserve"> und den </w:t>
+      </w:r>
+      <w:proofErr w:type="spellStart"/>
+      <w:r>
+        <w:t>Inhalt</w:t>
+      </w:r>
+      <w:proofErr w:type="spellEnd"/>
+      <w:r>
+        <w:t xml:space="preserve"> der Internet- und E-Mail-</w:t>
+      </w:r>
+      <w:proofErr w:type="spellStart"/>
+      <w:r>
+        <w:t>Nutzung</w:t>
+      </w:r>
+      <w:proofErr w:type="spellEnd"/>
+      <w:r>
+        <w:t xml:space="preserve"> </w:t>
+      </w:r>
+      <w:proofErr w:type="spellStart"/>
+      <w:r>
+        <w:t>erstrecken</w:t>
+      </w:r>
+      <w:proofErr w:type="spellEnd"/>
+      <w:r>
+        <w:t xml:space="preserve">. </w:t>
       </w:r>
     </w:p>
     <w:p>
@@ -365,8 +2263,61 @@
       <w:pPr>
         <w:pStyle w:val="ParagraphNumbered"/>
       </w:pPr>
-      <w:r>
-        <w:t xml:space="preserve">Diese Verpflichtungen gelten auch nach Beendigung des Arbeitsverhältnisses fort. </w:t>
+      <w:proofErr w:type="spellStart"/>
+      <w:r>
+        <w:t>Diese</w:t>
+      </w:r>
+      <w:proofErr w:type="spellEnd"/>
+      <w:r>
+        <w:t xml:space="preserve"> </w:t>
+      </w:r>
+      <w:proofErr w:type="spellStart"/>
+      <w:r>
+        <w:t>Verpflichtungen</w:t>
+      </w:r>
+      <w:proofErr w:type="spellEnd"/>
+      <w:r>
+        <w:t xml:space="preserve"> </w:t>
+      </w:r>
+      <w:proofErr w:type="spellStart"/>
+      <w:r>
+        <w:t>gelten</w:t>
+      </w:r>
+      <w:proofErr w:type="spellEnd"/>
+      <w:r>
+        <w:t xml:space="preserve"> </w:t>
+      </w:r>
+      <w:proofErr w:type="spellStart"/>
+      <w:r>
+        <w:t>auch</w:t>
+      </w:r>
+      <w:proofErr w:type="spellEnd"/>
+      <w:r>
+        <w:t xml:space="preserve"> </w:t>
+      </w:r>
+      <w:proofErr w:type="spellStart"/>
+      <w:r>
+        <w:t>nach</w:t>
+      </w:r>
+      <w:proofErr w:type="spellEnd"/>
+      <w:r>
+        <w:t xml:space="preserve"> </w:t>
+      </w:r>
+      <w:proofErr w:type="spellStart"/>
+      <w:r>
+        <w:t>Beendigung</w:t>
+      </w:r>
+      <w:proofErr w:type="spellEnd"/>
+      <w:r>
+        <w:t xml:space="preserve"> des </w:t>
+      </w:r>
+      <w:proofErr w:type="spellStart"/>
+      <w:r>
+        <w:t>Arbeitsverhältnisses</w:t>
+      </w:r>
+      <w:proofErr w:type="spellEnd"/>
+      <w:r>
+        <w:t xml:space="preserve"> fort. </w:t>
       </w:r>
     </w:p>
     <w:p>
@@ -382,7 +2333,79 @@
         <w:pStyle w:val="ParagraphNumbered"/>
       </w:pPr>
       <w:r>
-        <w:t xml:space="preserve">Für Erfindungen oder technische Verbesserungsvorschläge des Arbeitnehmers gilt das Arbeitnehmererfindungsgesetz in seiner jeweils geltenden Fassung. </w:t>
+        <w:t xml:space="preserve">Für </w:t>
+      </w:r>
+      <w:proofErr w:type="spellStart"/>
+      <w:r>
+        <w:t>Erfindungen</w:t>
+      </w:r>
+      <w:proofErr w:type="spellEnd"/>
+      <w:r>
+        <w:t xml:space="preserve"> </w:t>
+      </w:r>
+      <w:proofErr w:type="spellStart"/>
+      <w:r>
+        <w:t>oder</w:t>
+      </w:r>
+      <w:proofErr w:type="spellEnd"/>
+      <w:r>
+        <w:t xml:space="preserve"> </w:t>
+      </w:r>
+      <w:proofErr w:type="spellStart"/>
+      <w:r>
+        <w:t>technische</w:t>
+      </w:r>
+      <w:proofErr w:type="spellEnd"/>
+      <w:r>
+        <w:t xml:space="preserve"> </w:t>
+      </w:r>
+      <w:proofErr w:type="spellStart"/>
+      <w:r>
+        <w:t>Verbesserungsvorschläge</w:t>
+      </w:r>
+      <w:proofErr w:type="spellEnd"/>
+      <w:r>
+        <w:t xml:space="preserve"> des </w:t>
+      </w:r>
+      <w:proofErr w:type="spellStart"/>
+      <w:r>
+        <w:t>Arbeitnehmers</w:t>
+      </w:r>
+      <w:proofErr w:type="spellEnd"/>
+      <w:r>
+        <w:t xml:space="preserve"> gilt das </w:t>
+      </w:r>
+      <w:proofErr w:type="spellStart"/>
+      <w:r>
+        <w:t>Arbeitnehmererfindungsgesetz</w:t>
+      </w:r>
+      <w:proofErr w:type="spellEnd"/>
+      <w:r>
+        <w:t xml:space="preserve"> in seiner </w:t>
+      </w:r>
+      <w:proofErr w:type="spellStart"/>
+      <w:r>
+        <w:t>jeweils</w:t>
+      </w:r>
+      <w:proofErr w:type="spellEnd"/>
+      <w:r>
+        <w:t xml:space="preserve"> </w:t>
+      </w:r>
+      <w:proofErr w:type="spellStart"/>
+      <w:r>
+        <w:t>geltenden</w:t>
+      </w:r>
+      <w:proofErr w:type="spellEnd"/>
+      <w:r>
+        <w:t xml:space="preserve"> </w:t>
+      </w:r>
+      <w:proofErr w:type="spellStart"/>
+      <w:r>
+        <w:t>Fassung</w:t>
+      </w:r>
+      <w:proofErr w:type="spellEnd"/>
+      <w:r>
+        <w:t xml:space="preserve">. </w:t>
       </w:r>
     </w:p>
     <w:p>
@@ -390,7 +2413,103 @@
         <w:pStyle w:val="ParagraphNumbered"/>
       </w:pPr>
       <w:r>
-        <w:t>Für alle übrigen Arbeitsergebnisse des Arbeitnehmers gilt das Urhebergesetz in seiner jeweils geltenden Fassung, insbesondere § 69b UrhG in seiner jeweils geltenden Fassung.</w:t>
+        <w:t xml:space="preserve">Für alle </w:t>
+      </w:r>
+      <w:proofErr w:type="spellStart"/>
+      <w:r>
+        <w:t>übrigen</w:t>
+      </w:r>
+      <w:proofErr w:type="spellEnd"/>
+      <w:r>
+        <w:t xml:space="preserve"> </w:t>
+      </w:r>
+      <w:proofErr w:type="spellStart"/>
+      <w:r>
+        <w:t>Arbeitsergebnisse</w:t>
+      </w:r>
+      <w:proofErr w:type="spellEnd"/>
+      <w:r>
+        <w:t xml:space="preserve"> des </w:t>
+      </w:r>
+      <w:proofErr w:type="spellStart"/>
+      <w:r>
+        <w:t>Arbeitnehmers</w:t>
+      </w:r>
+      <w:proofErr w:type="spellEnd"/>
+      <w:r>
+        <w:t xml:space="preserve"> gilt das </w:t>
+      </w:r>
+      <w:proofErr w:type="spellStart"/>
+      <w:r>
+        <w:t>Urhebergesetz</w:t>
+      </w:r>
+      <w:proofErr w:type="spellEnd"/>
+      <w:r>
+        <w:t xml:space="preserve"> in seiner </w:t>
+      </w:r>
+      <w:proofErr w:type="spellStart"/>
+      <w:r>
+        <w:t>jeweils</w:t>
+      </w:r>
+      <w:proofErr w:type="spellEnd"/>
+      <w:r>
+        <w:t xml:space="preserve"> </w:t>
+      </w:r>
+      <w:proofErr w:type="spellStart"/>
+      <w:r>
+        <w:t>geltenden</w:t>
+      </w:r>
+      <w:proofErr w:type="spellEnd"/>
+      <w:r>
+        <w:t xml:space="preserve"> </w:t>
+      </w:r>
+      <w:proofErr w:type="spellStart"/>
+      <w:r>
+        <w:t>Fassung</w:t>
+      </w:r>
+      <w:proofErr w:type="spellEnd"/>
+      <w:r>
+        <w:t xml:space="preserve">, </w:t>
+      </w:r>
+      <w:proofErr w:type="spellStart"/>
+      <w:r>
+        <w:t>insbesondere</w:t>
+      </w:r>
+      <w:proofErr w:type="spellEnd"/>
+      <w:r>
+        <w:t xml:space="preserve"> § 69b </w:t>
+      </w:r>
+      <w:proofErr w:type="spellStart"/>
+      <w:r>
+        <w:t>UrhG</w:t>
+      </w:r>
+      <w:proofErr w:type="spellEnd"/>
+      <w:r>
+        <w:t xml:space="preserve"> in seiner </w:t>
+      </w:r>
+      <w:proofErr w:type="spellStart"/>
+      <w:r>
+        <w:t>jeweils</w:t>
+      </w:r>
+      <w:proofErr w:type="spellEnd"/>
+      <w:r>
+        <w:t xml:space="preserve"> </w:t>
+      </w:r>
+      <w:proofErr w:type="spellStart"/>
+      <w:r>
+        <w:t>geltenden</w:t>
+      </w:r>
+      <w:proofErr w:type="spellEnd"/>
+      <w:r>
+        <w:t xml:space="preserve"> </w:t>
+      </w:r>
+      <w:proofErr w:type="spellStart"/>
+      <w:r>
+        <w:t>Fassung</w:t>
+      </w:r>
+      <w:proofErr w:type="spellEnd"/>
+      <w:r>
+        <w:t>.</w:t>
       </w:r>
     </w:p>
     <w:p>
@@ -438,7 +2557,207 @@
         <w:pStyle w:val="ParagraphNumbered"/>
       </w:pPr>
       <w:r>
-        <w:t>Die ersten sechs Monate des Arbeitsverhältnisses sind Probezeit. In dieser Probezeit gilt eine Frist von zwei Wochen für eine ordentliche Kündigung des Arbeitsverhältnisses sowohl durch den Arbeitgeber als auch durch den Arbeitnehmer. Nach Ablauf der Probezeit gelten die gesetzlichen Kündigungsfristen gemäß § 622 BGB.</w:t>
+        <w:t xml:space="preserve">Die </w:t>
+      </w:r>
+      <w:proofErr w:type="spellStart"/>
+      <w:r>
+        <w:t>ersten</w:t>
+      </w:r>
+      <w:proofErr w:type="spellEnd"/>
+      <w:r>
+        <w:t xml:space="preserve"> </w:t>
+      </w:r>
+      <w:proofErr w:type="spellStart"/>
+      <w:r>
+        <w:t>sechs</w:t>
+      </w:r>
+      <w:proofErr w:type="spellEnd"/>
+      <w:r>
+        <w:t xml:space="preserve"> </w:t>
+      </w:r>
+      <w:proofErr w:type="spellStart"/>
+      <w:r>
+        <w:t>Monate</w:t>
+      </w:r>
+      <w:proofErr w:type="spellEnd"/>
+      <w:r>
+        <w:t xml:space="preserve"> des </w:t>
+      </w:r>
+      <w:proofErr w:type="spellStart"/>
+      <w:r>
+        <w:t>Arbeitsverhältnisses</w:t>
+      </w:r>
+      <w:proofErr w:type="spellEnd"/>
+      <w:r>
+        <w:t xml:space="preserve"> </w:t>
+      </w:r>
+      <w:proofErr w:type="spellStart"/>
+      <w:r>
+        <w:t>sind</w:t>
+      </w:r>
+      <w:proofErr w:type="spellEnd"/>
+      <w:r>
+        <w:t xml:space="preserve"> Probezeit. In </w:t>
+      </w:r>
+      <w:proofErr w:type="spellStart"/>
+      <w:r>
+        <w:t>dieser</w:t>
+      </w:r>
+      <w:proofErr w:type="spellEnd"/>
+      <w:r>
+        <w:t xml:space="preserve"> Probezeit gilt </w:t>
+      </w:r>
+      <w:proofErr w:type="spellStart"/>
+      <w:r>
+        <w:t>eine</w:t>
+      </w:r>
+      <w:proofErr w:type="spellEnd"/>
+      <w:r>
+        <w:t xml:space="preserve"> Frist von </w:t>
+      </w:r>
+      <w:proofErr w:type="spellStart"/>
+      <w:r>
+        <w:t>zwei</w:t>
+      </w:r>
+      <w:proofErr w:type="spellEnd"/>
+      <w:r>
+        <w:t xml:space="preserve"> </w:t>
+      </w:r>
+      <w:proofErr w:type="spellStart"/>
+      <w:r>
+        <w:t>Wochen</w:t>
+      </w:r>
+      <w:proofErr w:type="spellEnd"/>
+      <w:r>
+        <w:t xml:space="preserve"> für </w:t>
+      </w:r>
+      <w:proofErr w:type="spellStart"/>
+      <w:r>
+        <w:t>eine</w:t>
+      </w:r>
+      <w:proofErr w:type="spellEnd"/>
+      <w:r>
+        <w:t xml:space="preserve"> </w:t>
+      </w:r>
+      <w:proofErr w:type="spellStart"/>
+      <w:r>
+        <w:t>ordentliche</w:t>
+      </w:r>
+      <w:proofErr w:type="spellEnd"/>
+      <w:r>
+        <w:t xml:space="preserve"> </w:t>
+      </w:r>
+      <w:proofErr w:type="spellStart"/>
+      <w:r>
+        <w:t>Kündigung</w:t>
+      </w:r>
+      <w:proofErr w:type="spellEnd"/>
+      <w:r>
+        <w:t xml:space="preserve"> des </w:t>
+      </w:r>
+      <w:proofErr w:type="spellStart"/>
+      <w:r>
+        <w:t>Arbeitsverhältnisses</w:t>
+      </w:r>
+      <w:proofErr w:type="spellEnd"/>
+      <w:r>
+        <w:t xml:space="preserve"> </w:t>
+      </w:r>
+      <w:proofErr w:type="spellStart"/>
+      <w:r>
+        <w:t>sowohl</w:t>
+      </w:r>
+      <w:proofErr w:type="spellEnd"/>
+      <w:r>
+        <w:t xml:space="preserve"> </w:t>
+      </w:r>
+      <w:proofErr w:type="spellStart"/>
+      <w:r>
+        <w:t>durch</w:t>
+      </w:r>
+      <w:proofErr w:type="spellEnd"/>
+      <w:r>
+        <w:t xml:space="preserve"> den </w:t>
+      </w:r>
+      <w:proofErr w:type="spellStart"/>
+      <w:r>
+        <w:t>Arbeitgeber</w:t>
+      </w:r>
+      <w:proofErr w:type="spellEnd"/>
+      <w:r>
+        <w:t xml:space="preserve"> </w:t>
+      </w:r>
+      <w:proofErr w:type="spellStart"/>
+      <w:r>
+        <w:t>als</w:t>
+      </w:r>
+      <w:proofErr w:type="spellEnd"/>
+      <w:r>
+        <w:t xml:space="preserve"> </w:t>
+      </w:r>
+      <w:proofErr w:type="spellStart"/>
+      <w:r>
+        <w:t>auch</w:t>
+      </w:r>
+      <w:proofErr w:type="spellEnd"/>
+      <w:r>
+        <w:t xml:space="preserve"> </w:t>
+      </w:r>
+      <w:proofErr w:type="spellStart"/>
+      <w:r>
+        <w:t>durch</w:t>
+      </w:r>
+      <w:proofErr w:type="spellEnd"/>
+      <w:r>
+        <w:t xml:space="preserve"> den </w:t>
+      </w:r>
+      <w:proofErr w:type="spellStart"/>
+      <w:r>
+        <w:t>Arbeitnehmer</w:t>
+      </w:r>
+      <w:proofErr w:type="spellEnd"/>
+      <w:r>
+        <w:t xml:space="preserve">. Nach </w:t>
+      </w:r>
+      <w:proofErr w:type="spellStart"/>
+      <w:r>
+        <w:t>Ablauf</w:t>
+      </w:r>
+      <w:proofErr w:type="spellEnd"/>
+      <w:r>
+        <w:t xml:space="preserve"> der Probezeit </w:t>
+      </w:r>
+      <w:proofErr w:type="spellStart"/>
+      <w:r>
+        <w:t>gelten</w:t>
+      </w:r>
+      <w:proofErr w:type="spellEnd"/>
+      <w:r>
+        <w:t xml:space="preserve"> die </w:t>
+      </w:r>
+      <w:proofErr w:type="spellStart"/>
+      <w:r>
+        <w:t>gesetzlichen</w:t>
+      </w:r>
+      <w:proofErr w:type="spellEnd"/>
+      <w:r>
+        <w:t xml:space="preserve"> </w:t>
+      </w:r>
+      <w:proofErr w:type="spellStart"/>
+      <w:r>
+        <w:t>Kündigungsfristen</w:t>
+      </w:r>
+      <w:proofErr w:type="spellEnd"/>
+      <w:r>
+        <w:t xml:space="preserve"> </w:t>
+      </w:r>
+      <w:proofErr w:type="spellStart"/>
+      <w:r>
+        <w:t>gemäß</w:t>
+      </w:r>
+      <w:proofErr w:type="spellEnd"/>
+      <w:r>
+        <w:t xml:space="preserve"> § 622 BGB.</w:t>
       </w:r>
     </w:p>
     <w:p>
@@ -446,7 +2765,127 @@
         <w:pStyle w:val="ParagraphNumbered"/>
       </w:pPr>
       <w:r>
-        <w:t>Das Arbeitsverhältnis endet in jedem Fall, ohne dass es einer Kündigung bedarf, am Ende des Monats, in dem der Arbeitnehmer das Alter der für ihn geltenden Regelaltersgrenze in der gesetzlichen Rentenversicherung erreicht.</w:t>
+        <w:t xml:space="preserve">Das Arbeitsverhältnis </w:t>
+      </w:r>
+      <w:proofErr w:type="spellStart"/>
+      <w:r>
+        <w:t>endet</w:t>
+      </w:r>
+      <w:proofErr w:type="spellEnd"/>
+      <w:r>
+        <w:t xml:space="preserve"> in </w:t>
+      </w:r>
+      <w:proofErr w:type="spellStart"/>
+      <w:r>
+        <w:t>jedem</w:t>
+      </w:r>
+      <w:proofErr w:type="spellEnd"/>
+      <w:r>
+        <w:t xml:space="preserve"> Fall, </w:t>
+      </w:r>
+      <w:proofErr w:type="spellStart"/>
+      <w:r>
+        <w:t>ohne</w:t>
+      </w:r>
+      <w:proofErr w:type="spellEnd"/>
+      <w:r>
+        <w:t xml:space="preserve"> </w:t>
+      </w:r>
+      <w:proofErr w:type="spellStart"/>
+      <w:r>
+        <w:t>dass</w:t>
+      </w:r>
+      <w:proofErr w:type="spellEnd"/>
+      <w:r>
+        <w:t xml:space="preserve"> es </w:t>
+      </w:r>
+      <w:proofErr w:type="spellStart"/>
+      <w:r>
+        <w:t>einer</w:t>
+      </w:r>
+      <w:proofErr w:type="spellEnd"/>
+      <w:r>
+        <w:t xml:space="preserve"> </w:t>
+      </w:r>
+      <w:proofErr w:type="spellStart"/>
+      <w:r>
+        <w:t>Kündigung</w:t>
+      </w:r>
+      <w:proofErr w:type="spellEnd"/>
+      <w:r>
+        <w:t xml:space="preserve"> </w:t>
+      </w:r>
+      <w:proofErr w:type="spellStart"/>
+      <w:r>
+        <w:t>bedarf</w:t>
+      </w:r>
+      <w:proofErr w:type="spellEnd"/>
+      <w:r>
+        <w:t xml:space="preserve">, am Ende des </w:t>
+      </w:r>
+      <w:proofErr w:type="spellStart"/>
+      <w:r>
+        <w:t>Monats</w:t>
+      </w:r>
+      <w:proofErr w:type="spellEnd"/>
+      <w:r>
+        <w:t xml:space="preserve">, in dem der </w:t>
+      </w:r>
+      <w:proofErr w:type="spellStart"/>
+      <w:r>
+        <w:t>Arbeitnehmer</w:t>
+      </w:r>
+      <w:proofErr w:type="spellEnd"/>
+      <w:r>
+        <w:t xml:space="preserve"> das Alter der für </w:t>
+      </w:r>
+      <w:proofErr w:type="spellStart"/>
+      <w:r>
+        <w:t>ihn</w:t>
+      </w:r>
+      <w:proofErr w:type="spellEnd"/>
+      <w:r>
+        <w:t xml:space="preserve"> </w:t>
+      </w:r>
+      <w:proofErr w:type="spellStart"/>
+      <w:r>
+        <w:t>geltenden</w:t>
+      </w:r>
+      <w:proofErr w:type="spellEnd"/>
+      <w:r>
+        <w:t xml:space="preserve"> </w:t>
+      </w:r>
+      <w:proofErr w:type="spellStart"/>
+      <w:r>
+        <w:t>Regelaltersgrenze</w:t>
+      </w:r>
+      <w:proofErr w:type="spellEnd"/>
+      <w:r>
+        <w:t xml:space="preserve"> in der </w:t>
+      </w:r>
+      <w:proofErr w:type="spellStart"/>
+      <w:r>
+        <w:t>gesetzlichen</w:t>
+      </w:r>
+      <w:proofErr w:type="spellEnd"/>
+      <w:r>
+        <w:t xml:space="preserve"> </w:t>
+      </w:r>
+      <w:proofErr w:type="spellStart"/>
+      <w:r>
+        <w:t>Rentenversicherung</w:t>
+      </w:r>
+      <w:proofErr w:type="spellEnd"/>
+      <w:r>
+        <w:t xml:space="preserve"> </w:t>
+      </w:r>
+      <w:proofErr w:type="spellStart"/>
+      <w:r>
+        <w:t>erreicht</w:t>
+      </w:r>
+      <w:proofErr w:type="spellEnd"/>
+      <w:r>
+        <w:t>.</w:t>
       </w:r>
     </w:p>
     <w:p>
@@ -454,7 +2893,607 @@
         <w:pStyle w:val="ParagraphNumbered"/>
       </w:pPr>
       <w:r>
-        <w:t>Das Arbeitsverhältnis endet auch mit Ablauf des Monats, in dem ein Bescheid des zuständigen Sozialversicherungsträgers dem Arbeitnehmer zugestellt wird, der die dauerhafte volle Erwerbsminderung oder Erwerbsunfähigkeit des Arbeitnehmers feststellt, es sei denn, dass der Arbeitnehmer vor Ablauf der Widerspruchsfrist seinen Antrag auf Feststellung der Erwerbsunfähigkeit zurücknimmt oder auf einen Antrag auf Rente auf Zeit beschränkt. Der Arbeitnehmer hat den Arbeitgeber unverzüglich über den Zugang eines entsprechenden Bescheids des Sozialversicherungsträgers zu informieren. Erhält der Arbeitnehmer aufgrund des Bescheides nach Satz 1 nicht sofort eine Rentenzahlung, endet das Arbeitsverhältnis entsprechend erst mit Ablauf des dem erstmaligen Rentenbezug vorhergehenden Tages. Im Fall der Gewährung einer Rente auf Zeit ruht das Arbeitsverhältnis mit der Suspendierung der Hauptleistungspflichten der Vertragspartner für die Dauer der Rentenzahlung, jedoch längstens bis zu dem Beendigungszeitpunkt nach Satz 1 bzw. Satz 3.</w:t>
+        <w:t xml:space="preserve">Das Arbeitsverhältnis </w:t>
+      </w:r>
+      <w:proofErr w:type="spellStart"/>
+      <w:r>
+        <w:t>endet</w:t>
+      </w:r>
+      <w:proofErr w:type="spellEnd"/>
+      <w:r>
+        <w:t xml:space="preserve"> </w:t>
+      </w:r>
+      <w:proofErr w:type="spellStart"/>
+      <w:r>
+        <w:t>auch</w:t>
+      </w:r>
+      <w:proofErr w:type="spellEnd"/>
+      <w:r>
+        <w:t xml:space="preserve"> </w:t>
+      </w:r>
+      <w:proofErr w:type="spellStart"/>
+      <w:r>
+        <w:t>mit</w:t>
+      </w:r>
+      <w:proofErr w:type="spellEnd"/>
+      <w:r>
+        <w:t xml:space="preserve"> </w:t>
+      </w:r>
+      <w:proofErr w:type="spellStart"/>
+      <w:r>
+        <w:t>Ablauf</w:t>
+      </w:r>
+      <w:proofErr w:type="spellEnd"/>
+      <w:r>
+        <w:t xml:space="preserve"> des </w:t>
+      </w:r>
+      <w:proofErr w:type="spellStart"/>
+      <w:r>
+        <w:t>Monats</w:t>
+      </w:r>
+      <w:proofErr w:type="spellEnd"/>
+      <w:r>
+        <w:t xml:space="preserve">, in dem </w:t>
+      </w:r>
+      <w:proofErr w:type="spellStart"/>
+      <w:r>
+        <w:t>ein</w:t>
+      </w:r>
+      <w:proofErr w:type="spellEnd"/>
+      <w:r>
+        <w:t xml:space="preserve"> </w:t>
+      </w:r>
+      <w:proofErr w:type="spellStart"/>
+      <w:r>
+        <w:t>Bescheid</w:t>
+      </w:r>
+      <w:proofErr w:type="spellEnd"/>
+      <w:r>
+        <w:t xml:space="preserve"> des </w:t>
+      </w:r>
+      <w:proofErr w:type="spellStart"/>
+      <w:r>
+        <w:t>zuständigen</w:t>
+      </w:r>
+      <w:proofErr w:type="spellEnd"/>
+      <w:r>
+        <w:t xml:space="preserve"> </w:t>
+      </w:r>
+      <w:proofErr w:type="spellStart"/>
+      <w:r>
+        <w:t>Sozialversicherungsträgers</w:t>
+      </w:r>
+      <w:proofErr w:type="spellEnd"/>
+      <w:r>
+        <w:t xml:space="preserve"> dem </w:t>
+      </w:r>
+      <w:proofErr w:type="spellStart"/>
+      <w:r>
+        <w:t>Arbeitnehmer</w:t>
+      </w:r>
+      <w:proofErr w:type="spellEnd"/>
+      <w:r>
+        <w:t xml:space="preserve"> </w:t>
+      </w:r>
+      <w:proofErr w:type="spellStart"/>
+      <w:r>
+        <w:t>zugestellt</w:t>
+      </w:r>
+      <w:proofErr w:type="spellEnd"/>
+      <w:r>
+        <w:t xml:space="preserve"> </w:t>
+      </w:r>
+      <w:proofErr w:type="spellStart"/>
+      <w:r>
+        <w:t>wird</w:t>
+      </w:r>
+      <w:proofErr w:type="spellEnd"/>
+      <w:r>
+        <w:t xml:space="preserve">, der die </w:t>
+      </w:r>
+      <w:proofErr w:type="spellStart"/>
+      <w:r>
+        <w:t>dauerhafte</w:t>
+      </w:r>
+      <w:proofErr w:type="spellEnd"/>
+      <w:r>
+        <w:t xml:space="preserve"> </w:t>
+      </w:r>
+      <w:proofErr w:type="spellStart"/>
+      <w:r>
+        <w:t>volle</w:t>
+      </w:r>
+      <w:proofErr w:type="spellEnd"/>
+      <w:r>
+        <w:t xml:space="preserve"> </w:t>
+      </w:r>
+      <w:proofErr w:type="spellStart"/>
+      <w:r>
+        <w:t>Erwerbsminderung</w:t>
+      </w:r>
+      <w:proofErr w:type="spellEnd"/>
+      <w:r>
+        <w:t xml:space="preserve"> </w:t>
+      </w:r>
+      <w:proofErr w:type="spellStart"/>
+      <w:r>
+        <w:t>oder</w:t>
+      </w:r>
+      <w:proofErr w:type="spellEnd"/>
+      <w:r>
+        <w:t xml:space="preserve"> </w:t>
+      </w:r>
+      <w:proofErr w:type="spellStart"/>
+      <w:r>
+        <w:t>Erwerbsunfähigkeit</w:t>
+      </w:r>
+      <w:proofErr w:type="spellEnd"/>
+      <w:r>
+        <w:t xml:space="preserve"> des </w:t>
+      </w:r>
+      <w:proofErr w:type="spellStart"/>
+      <w:r>
+        <w:t>Arbeitnehmers</w:t>
+      </w:r>
+      <w:proofErr w:type="spellEnd"/>
+      <w:r>
+        <w:t xml:space="preserve"> </w:t>
+      </w:r>
+      <w:proofErr w:type="spellStart"/>
+      <w:r>
+        <w:t>feststellt</w:t>
+      </w:r>
+      <w:proofErr w:type="spellEnd"/>
+      <w:r>
+        <w:t xml:space="preserve">, es sei </w:t>
+      </w:r>
+      <w:proofErr w:type="spellStart"/>
+      <w:r>
+        <w:t>denn</w:t>
+      </w:r>
+      <w:proofErr w:type="spellEnd"/>
+      <w:r>
+        <w:t xml:space="preserve">, </w:t>
+      </w:r>
+      <w:proofErr w:type="spellStart"/>
+      <w:r>
+        <w:t>dass</w:t>
+      </w:r>
+      <w:proofErr w:type="spellEnd"/>
+      <w:r>
+        <w:t xml:space="preserve"> der </w:t>
+      </w:r>
+      <w:proofErr w:type="spellStart"/>
+      <w:r>
+        <w:t>Arbeitnehmer</w:t>
+      </w:r>
+      <w:proofErr w:type="spellEnd"/>
+      <w:r>
+        <w:t xml:space="preserve"> </w:t>
+      </w:r>
+      <w:proofErr w:type="spellStart"/>
+      <w:r>
+        <w:t>vor</w:t>
+      </w:r>
+      <w:proofErr w:type="spellEnd"/>
+      <w:r>
+        <w:t xml:space="preserve"> </w:t>
+      </w:r>
+      <w:proofErr w:type="spellStart"/>
+      <w:r>
+        <w:t>Ablauf</w:t>
+      </w:r>
+      <w:proofErr w:type="spellEnd"/>
+      <w:r>
+        <w:t xml:space="preserve"> der </w:t>
+      </w:r>
+      <w:proofErr w:type="spellStart"/>
+      <w:r>
+        <w:t>Widerspruchsfrist</w:t>
+      </w:r>
+      <w:proofErr w:type="spellEnd"/>
+      <w:r>
+        <w:t xml:space="preserve"> seinen </w:t>
+      </w:r>
+      <w:proofErr w:type="spellStart"/>
+      <w:r>
+        <w:t>Antrag</w:t>
+      </w:r>
+      <w:proofErr w:type="spellEnd"/>
+      <w:r>
+        <w:t xml:space="preserve"> auf </w:t>
+      </w:r>
+      <w:proofErr w:type="spellStart"/>
+      <w:r>
+        <w:t>Feststellung</w:t>
+      </w:r>
+      <w:proofErr w:type="spellEnd"/>
+      <w:r>
+        <w:t xml:space="preserve"> der </w:t>
+      </w:r>
+      <w:proofErr w:type="spellStart"/>
+      <w:r>
+        <w:t>Erwerbsunfähigkeit</w:t>
+      </w:r>
+      <w:proofErr w:type="spellEnd"/>
+      <w:r>
+        <w:t xml:space="preserve"> </w:t>
+      </w:r>
+      <w:proofErr w:type="spellStart"/>
+      <w:r>
+        <w:t>zurücknimmt</w:t>
+      </w:r>
+      <w:proofErr w:type="spellEnd"/>
+      <w:r>
+        <w:t xml:space="preserve"> </w:t>
+      </w:r>
+      <w:proofErr w:type="spellStart"/>
+      <w:r>
+        <w:t>oder</w:t>
+      </w:r>
+      <w:proofErr w:type="spellEnd"/>
+      <w:r>
+        <w:t xml:space="preserve"> auf </w:t>
+      </w:r>
+      <w:proofErr w:type="spellStart"/>
+      <w:r>
+        <w:t>einen</w:t>
+      </w:r>
+      <w:proofErr w:type="spellEnd"/>
+      <w:r>
+        <w:t xml:space="preserve"> </w:t>
+      </w:r>
+      <w:proofErr w:type="spellStart"/>
+      <w:r>
+        <w:t>Antrag</w:t>
+      </w:r>
+      <w:proofErr w:type="spellEnd"/>
+      <w:r>
+        <w:t xml:space="preserve"> auf Rente auf Zeit </w:t>
+      </w:r>
+      <w:proofErr w:type="spellStart"/>
+      <w:r>
+        <w:t>beschränkt</w:t>
+      </w:r>
+      <w:proofErr w:type="spellEnd"/>
+      <w:r>
+        <w:t xml:space="preserve">. Der </w:t>
+      </w:r>
+      <w:proofErr w:type="spellStart"/>
+      <w:r>
+        <w:t>Arbeitnehmer</w:t>
+      </w:r>
+      <w:proofErr w:type="spellEnd"/>
+      <w:r>
+        <w:t xml:space="preserve"> hat den </w:t>
+      </w:r>
+      <w:proofErr w:type="spellStart"/>
+      <w:r>
+        <w:t>Arbeitgeber</w:t>
+      </w:r>
+      <w:proofErr w:type="spellEnd"/>
+      <w:r>
+        <w:t xml:space="preserve"> </w:t>
+      </w:r>
+      <w:proofErr w:type="spellStart"/>
+      <w:r>
+        <w:t>unverzüglich</w:t>
+      </w:r>
+      <w:proofErr w:type="spellEnd"/>
+      <w:r>
+        <w:t xml:space="preserve"> </w:t>
+      </w:r>
+      <w:proofErr w:type="spellStart"/>
+      <w:r>
+        <w:t>über</w:t>
+      </w:r>
+      <w:proofErr w:type="spellEnd"/>
+      <w:r>
+        <w:t xml:space="preserve"> den </w:t>
+      </w:r>
+      <w:proofErr w:type="spellStart"/>
+      <w:r>
+        <w:t>Zugang</w:t>
+      </w:r>
+      <w:proofErr w:type="spellEnd"/>
+      <w:r>
+        <w:t xml:space="preserve"> </w:t>
+      </w:r>
+      <w:proofErr w:type="spellStart"/>
+      <w:r>
+        <w:t>eines</w:t>
+      </w:r>
+      <w:proofErr w:type="spellEnd"/>
+      <w:r>
+        <w:t xml:space="preserve"> </w:t>
+      </w:r>
+      <w:proofErr w:type="spellStart"/>
+      <w:r>
+        <w:t>entsprechenden</w:t>
+      </w:r>
+      <w:proofErr w:type="spellEnd"/>
+      <w:r>
+        <w:t xml:space="preserve"> </w:t>
+      </w:r>
+      <w:proofErr w:type="spellStart"/>
+      <w:r>
+        <w:t>Bescheids</w:t>
+      </w:r>
+      <w:proofErr w:type="spellEnd"/>
+      <w:r>
+        <w:t xml:space="preserve"> des </w:t>
+      </w:r>
+      <w:proofErr w:type="spellStart"/>
+      <w:r>
+        <w:t>Sozialversicherungsträgers</w:t>
+      </w:r>
+      <w:proofErr w:type="spellEnd"/>
+      <w:r>
+        <w:t xml:space="preserve"> </w:t>
+      </w:r>
+      <w:proofErr w:type="spellStart"/>
+      <w:r>
+        <w:t>zu</w:t>
+      </w:r>
+      <w:proofErr w:type="spellEnd"/>
+      <w:r>
+        <w:t xml:space="preserve"> </w:t>
+      </w:r>
+      <w:proofErr w:type="spellStart"/>
+      <w:r>
+        <w:t>informieren</w:t>
+      </w:r>
+      <w:proofErr w:type="spellEnd"/>
+      <w:r>
+        <w:t xml:space="preserve">. </w:t>
+      </w:r>
+      <w:proofErr w:type="spellStart"/>
+      <w:r>
+        <w:t>Erhält</w:t>
+      </w:r>
+      <w:proofErr w:type="spellEnd"/>
+      <w:r>
+        <w:t xml:space="preserve"> der </w:t>
+      </w:r>
+      <w:proofErr w:type="spellStart"/>
+      <w:r>
+        <w:t>Arbeitnehmer</w:t>
+      </w:r>
+      <w:proofErr w:type="spellEnd"/>
+      <w:r>
+        <w:t xml:space="preserve"> </w:t>
+      </w:r>
+      <w:proofErr w:type="spellStart"/>
+      <w:r>
+        <w:t>aufgrund</w:t>
+      </w:r>
+      <w:proofErr w:type="spellEnd"/>
+      <w:r>
+        <w:t xml:space="preserve"> des </w:t>
+      </w:r>
+      <w:proofErr w:type="spellStart"/>
+      <w:r>
+        <w:t>Bescheides</w:t>
+      </w:r>
+      <w:proofErr w:type="spellEnd"/>
+      <w:r>
+        <w:t xml:space="preserve"> </w:t>
+      </w:r>
+      <w:proofErr w:type="spellStart"/>
+      <w:r>
+        <w:t>nach</w:t>
+      </w:r>
+      <w:proofErr w:type="spellEnd"/>
+      <w:r>
+        <w:t xml:space="preserve"> Satz 1 </w:t>
+      </w:r>
+      <w:proofErr w:type="spellStart"/>
+      <w:r>
+        <w:t>nicht</w:t>
+      </w:r>
+      <w:proofErr w:type="spellEnd"/>
+      <w:r>
+        <w:t xml:space="preserve"> </w:t>
+      </w:r>
+      <w:proofErr w:type="spellStart"/>
+      <w:r>
+        <w:t>sofort</w:t>
+      </w:r>
+      <w:proofErr w:type="spellEnd"/>
+      <w:r>
+        <w:t xml:space="preserve"> </w:t>
+      </w:r>
+      <w:proofErr w:type="spellStart"/>
+      <w:r>
+        <w:t>eine</w:t>
+      </w:r>
+      <w:proofErr w:type="spellEnd"/>
+      <w:r>
+        <w:t xml:space="preserve"> </w:t>
+      </w:r>
+      <w:proofErr w:type="spellStart"/>
+      <w:r>
+        <w:t>Rentenzahlung</w:t>
+      </w:r>
+      <w:proofErr w:type="spellEnd"/>
+      <w:r>
+        <w:t xml:space="preserve">, </w:t>
+      </w:r>
+      <w:proofErr w:type="spellStart"/>
+      <w:r>
+        <w:t>endet</w:t>
+      </w:r>
+      <w:proofErr w:type="spellEnd"/>
+      <w:r>
+        <w:t xml:space="preserve"> das Arbeitsverhältnis </w:t>
+      </w:r>
+      <w:proofErr w:type="spellStart"/>
+      <w:r>
+        <w:t>entsprechend</w:t>
+      </w:r>
+      <w:proofErr w:type="spellEnd"/>
+      <w:r>
+        <w:t xml:space="preserve"> erst </w:t>
+      </w:r>
+      <w:proofErr w:type="spellStart"/>
+      <w:r>
+        <w:t>mit</w:t>
+      </w:r>
+      <w:proofErr w:type="spellEnd"/>
+      <w:r>
+        <w:t xml:space="preserve"> </w:t>
+      </w:r>
+      <w:proofErr w:type="spellStart"/>
+      <w:r>
+        <w:t>Ablauf</w:t>
+      </w:r>
+      <w:proofErr w:type="spellEnd"/>
+      <w:r>
+        <w:t xml:space="preserve"> des dem </w:t>
+      </w:r>
+      <w:proofErr w:type="spellStart"/>
+      <w:r>
+        <w:t>erstmaligen</w:t>
+      </w:r>
+      <w:proofErr w:type="spellEnd"/>
+      <w:r>
+        <w:t xml:space="preserve"> </w:t>
+      </w:r>
+      <w:proofErr w:type="spellStart"/>
+      <w:r>
+        <w:t>Rentenbezug</w:t>
+      </w:r>
+      <w:proofErr w:type="spellEnd"/>
+      <w:r>
+        <w:t xml:space="preserve"> </w:t>
+      </w:r>
+      <w:proofErr w:type="spellStart"/>
+      <w:r>
+        <w:t>vorhergehenden</w:t>
+      </w:r>
+      <w:proofErr w:type="spellEnd"/>
+      <w:r>
+        <w:t xml:space="preserve"> Tages. </w:t>
+      </w:r>
+      <w:proofErr w:type="spellStart"/>
+      <w:r>
+        <w:t>Im</w:t>
+      </w:r>
+      <w:proofErr w:type="spellEnd"/>
+      <w:r>
+        <w:t xml:space="preserve"> Fall der </w:t>
+      </w:r>
+      <w:proofErr w:type="spellStart"/>
+      <w:r>
+        <w:t>Gewährung</w:t>
+      </w:r>
+      <w:proofErr w:type="spellEnd"/>
+      <w:r>
+        <w:t xml:space="preserve"> </w:t>
+      </w:r>
+      <w:proofErr w:type="spellStart"/>
+      <w:r>
+        <w:t>einer</w:t>
+      </w:r>
+      <w:proofErr w:type="spellEnd"/>
+      <w:r>
+        <w:t xml:space="preserve"> Rente auf Zeit </w:t>
+      </w:r>
+      <w:proofErr w:type="spellStart"/>
+      <w:r>
+        <w:t>ruht</w:t>
+      </w:r>
+      <w:proofErr w:type="spellEnd"/>
+      <w:r>
+        <w:t xml:space="preserve"> das Arbeitsverhältnis </w:t>
+      </w:r>
+      <w:proofErr w:type="spellStart"/>
+      <w:r>
+        <w:t>mit</w:t>
+      </w:r>
+      <w:proofErr w:type="spellEnd"/>
+      <w:r>
+        <w:t xml:space="preserve"> der </w:t>
+      </w:r>
+      <w:proofErr w:type="spellStart"/>
+      <w:r>
+        <w:t>Suspendierung</w:t>
+      </w:r>
+      <w:proofErr w:type="spellEnd"/>
+      <w:r>
+        <w:t xml:space="preserve"> der </w:t>
+      </w:r>
+      <w:proofErr w:type="spellStart"/>
+      <w:r>
+        <w:t>Hauptleistungspflichten</w:t>
+      </w:r>
+      <w:proofErr w:type="spellEnd"/>
+      <w:r>
+        <w:t xml:space="preserve"> der </w:t>
+      </w:r>
+      <w:proofErr w:type="spellStart"/>
+      <w:r>
+        <w:t>Vertragspartner</w:t>
+      </w:r>
+      <w:proofErr w:type="spellEnd"/>
+      <w:r>
+        <w:t xml:space="preserve"> für die Dauer der </w:t>
+      </w:r>
+      <w:proofErr w:type="spellStart"/>
+      <w:r>
+        <w:t>Rentenzahlung</w:t>
+      </w:r>
+      <w:proofErr w:type="spellEnd"/>
+      <w:r>
+        <w:t xml:space="preserve">, </w:t>
+      </w:r>
+      <w:proofErr w:type="spellStart"/>
+      <w:r>
+        <w:t>jedoch</w:t>
+      </w:r>
+      <w:proofErr w:type="spellEnd"/>
+      <w:r>
+        <w:t xml:space="preserve"> </w:t>
+      </w:r>
+      <w:proofErr w:type="spellStart"/>
+      <w:r>
+        <w:t>längstens</w:t>
+      </w:r>
+      <w:proofErr w:type="spellEnd"/>
+      <w:r>
+        <w:t xml:space="preserve"> bis </w:t>
+      </w:r>
+      <w:proofErr w:type="spellStart"/>
+      <w:r>
+        <w:t>zu</w:t>
+      </w:r>
+      <w:proofErr w:type="spellEnd"/>
+      <w:r>
+        <w:t xml:space="preserve"> dem </w:t>
+      </w:r>
+      <w:proofErr w:type="spellStart"/>
+      <w:r>
+        <w:t>Beendigungszeitpunkt</w:t>
+      </w:r>
+      <w:proofErr w:type="spellEnd"/>
+      <w:r>
+        <w:t xml:space="preserve"> </w:t>
+      </w:r>
+      <w:proofErr w:type="spellStart"/>
+      <w:r>
+        <w:t>nach</w:t>
+      </w:r>
+      <w:proofErr w:type="spellEnd"/>
+      <w:r>
+        <w:t xml:space="preserve"> Satz 1 </w:t>
+      </w:r>
+      <w:proofErr w:type="spellStart"/>
+      <w:r>
+        <w:t>bzw</w:t>
+      </w:r>
+      <w:proofErr w:type="spellEnd"/>
+      <w:r>
+        <w:t>. Satz 3.</w:t>
       </w:r>
     </w:p>
     <w:p>
@@ -487,7 +3526,271 @@
         <w:pStyle w:val="ParagraphNumbered"/>
       </w:pPr>
       <w:r>
-        <w:t>Alle Ansprüche aus dem Arbeitsverhältnis und solche, die mit dem Arbeitsverhältnis in Verbindung stehen, sind innerhalb von drei Monaten nach ihrer Fälligkeit mit einer Erklärung in Textform geltend zu machen. Für die Fristwahrung ist der Zugang der Erklärung bei dem anderen Vertragspartner maßgeblich. Wird diese Frist versäumt, verfallen die Ansprüche ersatzlos.</w:t>
+        <w:t xml:space="preserve">Alle </w:t>
+      </w:r>
+      <w:proofErr w:type="spellStart"/>
+      <w:r>
+        <w:t>Ansprüche</w:t>
+      </w:r>
+      <w:proofErr w:type="spellEnd"/>
+      <w:r>
+        <w:t xml:space="preserve"> </w:t>
+      </w:r>
+      <w:proofErr w:type="spellStart"/>
+      <w:r>
+        <w:t>aus</w:t>
+      </w:r>
+      <w:proofErr w:type="spellEnd"/>
+      <w:r>
+        <w:t xml:space="preserve"> dem Arbeitsverhältnis und </w:t>
+      </w:r>
+      <w:proofErr w:type="spellStart"/>
+      <w:r>
+        <w:t>solche</w:t>
+      </w:r>
+      <w:proofErr w:type="spellEnd"/>
+      <w:r>
+        <w:t xml:space="preserve">, die </w:t>
+      </w:r>
+      <w:proofErr w:type="spellStart"/>
+      <w:r>
+        <w:t>mit</w:t>
+      </w:r>
+      <w:proofErr w:type="spellEnd"/>
+      <w:r>
+        <w:t xml:space="preserve"> dem Arbeitsverhältnis in Verbindung </w:t>
+      </w:r>
+      <w:proofErr w:type="spellStart"/>
+      <w:r>
+        <w:t>stehen</w:t>
+      </w:r>
+      <w:proofErr w:type="spellEnd"/>
+      <w:r>
+        <w:t xml:space="preserve">, </w:t>
+      </w:r>
+      <w:proofErr w:type="spellStart"/>
+      <w:r>
+        <w:t>sind</w:t>
+      </w:r>
+      <w:proofErr w:type="spellEnd"/>
+      <w:r>
+        <w:t xml:space="preserve"> </w:t>
+      </w:r>
+      <w:proofErr w:type="spellStart"/>
+      <w:r>
+        <w:t>innerhalb</w:t>
+      </w:r>
+      <w:proofErr w:type="spellEnd"/>
+      <w:r>
+        <w:t xml:space="preserve"> von </w:t>
+      </w:r>
+      <w:proofErr w:type="spellStart"/>
+      <w:r>
+        <w:t>drei</w:t>
+      </w:r>
+      <w:proofErr w:type="spellEnd"/>
+      <w:r>
+        <w:t xml:space="preserve"> </w:t>
+      </w:r>
+      <w:proofErr w:type="spellStart"/>
+      <w:r>
+        <w:t>Monaten</w:t>
+      </w:r>
+      <w:proofErr w:type="spellEnd"/>
+      <w:r>
+        <w:t xml:space="preserve"> </w:t>
+      </w:r>
+      <w:proofErr w:type="spellStart"/>
+      <w:r>
+        <w:t>nach</w:t>
+      </w:r>
+      <w:proofErr w:type="spellEnd"/>
+      <w:r>
+        <w:t xml:space="preserve"> </w:t>
+      </w:r>
+      <w:proofErr w:type="spellStart"/>
+      <w:r>
+        <w:t>ihrer</w:t>
+      </w:r>
+      <w:proofErr w:type="spellEnd"/>
+      <w:r>
+        <w:t xml:space="preserve"> </w:t>
+      </w:r>
+      <w:proofErr w:type="spellStart"/>
+      <w:r>
+        <w:t>Fälligkeit</w:t>
+      </w:r>
+      <w:proofErr w:type="spellEnd"/>
+      <w:r>
+        <w:t xml:space="preserve"> </w:t>
+      </w:r>
+      <w:proofErr w:type="spellStart"/>
+      <w:r>
+        <w:t>mit</w:t>
+      </w:r>
+      <w:proofErr w:type="spellEnd"/>
+      <w:r>
+        <w:t xml:space="preserve"> </w:t>
+      </w:r>
+      <w:proofErr w:type="spellStart"/>
+      <w:r>
+        <w:t>einer</w:t>
+      </w:r>
+      <w:proofErr w:type="spellEnd"/>
+      <w:r>
+        <w:t xml:space="preserve"> </w:t>
+      </w:r>
+      <w:proofErr w:type="spellStart"/>
+      <w:r>
+        <w:t>Erklärung</w:t>
+      </w:r>
+      <w:proofErr w:type="spellEnd"/>
+      <w:r>
+        <w:t xml:space="preserve"> in </w:t>
+      </w:r>
+      <w:proofErr w:type="spellStart"/>
+      <w:r>
+        <w:t>Textform</w:t>
+      </w:r>
+      <w:proofErr w:type="spellEnd"/>
+      <w:r>
+        <w:t xml:space="preserve"> </w:t>
+      </w:r>
+      <w:proofErr w:type="spellStart"/>
+      <w:r>
+        <w:t>geltend</w:t>
+      </w:r>
+      <w:proofErr w:type="spellEnd"/>
+      <w:r>
+        <w:t xml:space="preserve"> </w:t>
+      </w:r>
+      <w:proofErr w:type="spellStart"/>
+      <w:r>
+        <w:t>zu</w:t>
+      </w:r>
+      <w:proofErr w:type="spellEnd"/>
+      <w:r>
+        <w:t xml:space="preserve"> </w:t>
+      </w:r>
+      <w:proofErr w:type="spellStart"/>
+      <w:r>
+        <w:t>machen</w:t>
+      </w:r>
+      <w:proofErr w:type="spellEnd"/>
+      <w:r>
+        <w:t xml:space="preserve">. Für die </w:t>
+      </w:r>
+      <w:proofErr w:type="spellStart"/>
+      <w:r>
+        <w:t>Fristwahrung</w:t>
+      </w:r>
+      <w:proofErr w:type="spellEnd"/>
+      <w:r>
+        <w:t xml:space="preserve"> </w:t>
+      </w:r>
+      <w:proofErr w:type="spellStart"/>
+      <w:r>
+        <w:t>ist</w:t>
+      </w:r>
+      <w:proofErr w:type="spellEnd"/>
+      <w:r>
+        <w:t xml:space="preserve"> der </w:t>
+      </w:r>
+      <w:proofErr w:type="spellStart"/>
+      <w:r>
+        <w:t>Zugang</w:t>
+      </w:r>
+      <w:proofErr w:type="spellEnd"/>
+      <w:r>
+        <w:t xml:space="preserve"> der </w:t>
+      </w:r>
+      <w:proofErr w:type="spellStart"/>
+      <w:r>
+        <w:t>Erklärung</w:t>
+      </w:r>
+      <w:proofErr w:type="spellEnd"/>
+      <w:r>
+        <w:t xml:space="preserve"> </w:t>
+      </w:r>
+      <w:proofErr w:type="spellStart"/>
+      <w:r>
+        <w:t>bei</w:t>
+      </w:r>
+      <w:proofErr w:type="spellEnd"/>
+      <w:r>
+        <w:t xml:space="preserve"> dem </w:t>
+      </w:r>
+      <w:proofErr w:type="spellStart"/>
+      <w:r>
+        <w:t>anderen</w:t>
+      </w:r>
+      <w:proofErr w:type="spellEnd"/>
+      <w:r>
+        <w:t xml:space="preserve"> </w:t>
+      </w:r>
+      <w:proofErr w:type="spellStart"/>
+      <w:r>
+        <w:t>Vertragspartner</w:t>
+      </w:r>
+      <w:proofErr w:type="spellEnd"/>
+      <w:r>
+        <w:t xml:space="preserve"> </w:t>
+      </w:r>
+      <w:proofErr w:type="spellStart"/>
+      <w:r>
+        <w:t>maßgeblich</w:t>
+      </w:r>
+      <w:proofErr w:type="spellEnd"/>
+      <w:r>
+        <w:t xml:space="preserve">. </w:t>
+      </w:r>
+      <w:proofErr w:type="spellStart"/>
+      <w:r>
+        <w:t>Wird</w:t>
+      </w:r>
+      <w:proofErr w:type="spellEnd"/>
+      <w:r>
+        <w:t xml:space="preserve"> </w:t>
+      </w:r>
+      <w:proofErr w:type="spellStart"/>
+      <w:r>
+        <w:t>diese</w:t>
+      </w:r>
+      <w:proofErr w:type="spellEnd"/>
+      <w:r>
+        <w:t xml:space="preserve"> Frist </w:t>
+      </w:r>
+      <w:proofErr w:type="spellStart"/>
+      <w:r>
+        <w:t>versäumt</w:t>
+      </w:r>
+      <w:proofErr w:type="spellEnd"/>
+      <w:r>
+        <w:t xml:space="preserve">, </w:t>
+      </w:r>
+      <w:proofErr w:type="spellStart"/>
+      <w:r>
+        <w:t>verfallen</w:t>
+      </w:r>
+      <w:proofErr w:type="spellEnd"/>
+      <w:r>
+        <w:t xml:space="preserve"> die </w:t>
+      </w:r>
+      <w:proofErr w:type="spellStart"/>
+      <w:r>
+        <w:t>Ansprüche</w:t>
+      </w:r>
+      <w:proofErr w:type="spellEnd"/>
+      <w:r>
+        <w:t xml:space="preserve"> </w:t>
+      </w:r>
+      <w:proofErr w:type="spellStart"/>
+      <w:r>
+        <w:t>ersatzlos</w:t>
+      </w:r>
+      <w:proofErr w:type="spellEnd"/>
+      <w:r>
+        <w:t>.</w:t>
       </w:r>
     </w:p>
     <w:p>
@@ -495,7 +3798,287 @@
         <w:pStyle w:val="ParagraphNumbered"/>
       </w:pPr>
       <w:r>
-        <w:t>Die Regelungen zum Verfall von Ansprüchen nach Abs. 1 gelten nicht für Ansprüche, die sich aus der Verletzung des Lebens, des Körpers oder der Gesundheit ergeben sowie für Ansprüche aus vorsätzlichen oder grob fahrlässigen Pflichtverletzungen; ebenso gelten sie nicht für gesetzlich unabdingbare Ansprüche wie z. B. insbesondere Ansprüche des Arbeitnehmers auf den gesetzlichen Mindestlohn.</w:t>
+        <w:t xml:space="preserve">Die </w:t>
+      </w:r>
+      <w:proofErr w:type="spellStart"/>
+      <w:r>
+        <w:t>Regelungen</w:t>
+      </w:r>
+      <w:proofErr w:type="spellEnd"/>
+      <w:r>
+        <w:t xml:space="preserve"> </w:t>
+      </w:r>
+      <w:proofErr w:type="spellStart"/>
+      <w:r>
+        <w:t>zum</w:t>
+      </w:r>
+      <w:proofErr w:type="spellEnd"/>
+      <w:r>
+        <w:t xml:space="preserve"> </w:t>
+      </w:r>
+      <w:proofErr w:type="spellStart"/>
+      <w:r>
+        <w:t>Verfall</w:t>
+      </w:r>
+      <w:proofErr w:type="spellEnd"/>
+      <w:r>
+        <w:t xml:space="preserve"> von </w:t>
+      </w:r>
+      <w:proofErr w:type="spellStart"/>
+      <w:r>
+        <w:t>Ansprüchen</w:t>
+      </w:r>
+      <w:proofErr w:type="spellEnd"/>
+      <w:r>
+        <w:t xml:space="preserve"> </w:t>
+      </w:r>
+      <w:proofErr w:type="spellStart"/>
+      <w:r>
+        <w:t>nach</w:t>
+      </w:r>
+      <w:proofErr w:type="spellEnd"/>
+      <w:r>
+        <w:t xml:space="preserve"> Abs. 1 </w:t>
+      </w:r>
+      <w:proofErr w:type="spellStart"/>
+      <w:r>
+        <w:t>gelten</w:t>
+      </w:r>
+      <w:proofErr w:type="spellEnd"/>
+      <w:r>
+        <w:t xml:space="preserve"> </w:t>
+      </w:r>
+      <w:proofErr w:type="spellStart"/>
+      <w:r>
+        <w:t>nicht</w:t>
+      </w:r>
+      <w:proofErr w:type="spellEnd"/>
+      <w:r>
+        <w:t xml:space="preserve"> für </w:t>
+      </w:r>
+      <w:proofErr w:type="spellStart"/>
+      <w:r>
+        <w:t>Ansprüche</w:t>
+      </w:r>
+      <w:proofErr w:type="spellEnd"/>
+      <w:r>
+        <w:t xml:space="preserve">, die </w:t>
+      </w:r>
+      <w:proofErr w:type="spellStart"/>
+      <w:r>
+        <w:t>sich</w:t>
+      </w:r>
+      <w:proofErr w:type="spellEnd"/>
+      <w:r>
+        <w:t xml:space="preserve"> </w:t>
+      </w:r>
+      <w:proofErr w:type="spellStart"/>
+      <w:r>
+        <w:t>aus</w:t>
+      </w:r>
+      <w:proofErr w:type="spellEnd"/>
+      <w:r>
+        <w:t xml:space="preserve"> der </w:t>
+      </w:r>
+      <w:proofErr w:type="spellStart"/>
+      <w:r>
+        <w:t>Verletzung</w:t>
+      </w:r>
+      <w:proofErr w:type="spellEnd"/>
+      <w:r>
+        <w:t xml:space="preserve"> des Lebens, des </w:t>
+      </w:r>
+      <w:proofErr w:type="spellStart"/>
+      <w:r>
+        <w:t>Körpers</w:t>
+      </w:r>
+      <w:proofErr w:type="spellEnd"/>
+      <w:r>
+        <w:t xml:space="preserve"> </w:t>
+      </w:r>
+      <w:proofErr w:type="spellStart"/>
+      <w:r>
+        <w:t>oder</w:t>
+      </w:r>
+      <w:proofErr w:type="spellEnd"/>
+      <w:r>
+        <w:t xml:space="preserve"> der Gesundheit </w:t>
+      </w:r>
+      <w:proofErr w:type="spellStart"/>
+      <w:r>
+        <w:t>ergeben</w:t>
+      </w:r>
+      <w:proofErr w:type="spellEnd"/>
+      <w:r>
+        <w:t xml:space="preserve"> </w:t>
+      </w:r>
+      <w:proofErr w:type="spellStart"/>
+      <w:r>
+        <w:t>sowie</w:t>
+      </w:r>
+      <w:proofErr w:type="spellEnd"/>
+      <w:r>
+        <w:t xml:space="preserve"> für </w:t>
+      </w:r>
+      <w:proofErr w:type="spellStart"/>
+      <w:r>
+        <w:t>Ansprüche</w:t>
+      </w:r>
+      <w:proofErr w:type="spellEnd"/>
+      <w:r>
+        <w:t xml:space="preserve"> </w:t>
+      </w:r>
+      <w:proofErr w:type="spellStart"/>
+      <w:r>
+        <w:t>aus</w:t>
+      </w:r>
+      <w:proofErr w:type="spellEnd"/>
+      <w:r>
+        <w:t xml:space="preserve"> </w:t>
+      </w:r>
+      <w:proofErr w:type="spellStart"/>
+      <w:r>
+        <w:t>vorsätzlichen</w:t>
+      </w:r>
+      <w:proofErr w:type="spellEnd"/>
+      <w:r>
+        <w:t xml:space="preserve"> </w:t>
+      </w:r>
+      <w:proofErr w:type="spellStart"/>
+      <w:r>
+        <w:t>oder</w:t>
+      </w:r>
+      <w:proofErr w:type="spellEnd"/>
+      <w:r>
+        <w:t xml:space="preserve"> </w:t>
+      </w:r>
+      <w:proofErr w:type="spellStart"/>
+      <w:r>
+        <w:t>grob</w:t>
+      </w:r>
+      <w:proofErr w:type="spellEnd"/>
+      <w:r>
+        <w:t xml:space="preserve"> </w:t>
+      </w:r>
+      <w:proofErr w:type="spellStart"/>
+      <w:r>
+        <w:t>fahrlässigen</w:t>
+      </w:r>
+      <w:proofErr w:type="spellEnd"/>
+      <w:r>
+        <w:t xml:space="preserve"> </w:t>
+      </w:r>
+      <w:proofErr w:type="spellStart"/>
+      <w:r>
+        <w:t>Pflichtverletzungen</w:t>
+      </w:r>
+      <w:proofErr w:type="spellEnd"/>
+      <w:r>
+        <w:t xml:space="preserve">; </w:t>
+      </w:r>
+      <w:proofErr w:type="spellStart"/>
+      <w:r>
+        <w:t>ebenso</w:t>
+      </w:r>
+      <w:proofErr w:type="spellEnd"/>
+      <w:r>
+        <w:t xml:space="preserve"> </w:t>
+      </w:r>
+      <w:proofErr w:type="spellStart"/>
+      <w:r>
+        <w:t>gelten</w:t>
+      </w:r>
+      <w:proofErr w:type="spellEnd"/>
+      <w:r>
+        <w:t xml:space="preserve"> </w:t>
+      </w:r>
+      <w:proofErr w:type="spellStart"/>
+      <w:r>
+        <w:t>sie</w:t>
+      </w:r>
+      <w:proofErr w:type="spellEnd"/>
+      <w:r>
+        <w:t xml:space="preserve"> </w:t>
+      </w:r>
+      <w:proofErr w:type="spellStart"/>
+      <w:r>
+        <w:t>nicht</w:t>
+      </w:r>
+      <w:proofErr w:type="spellEnd"/>
+      <w:r>
+        <w:t xml:space="preserve"> für </w:t>
+      </w:r>
+      <w:proofErr w:type="spellStart"/>
+      <w:r>
+        <w:t>gesetzlich</w:t>
+      </w:r>
+      <w:proofErr w:type="spellEnd"/>
+      <w:r>
+        <w:t xml:space="preserve"> </w:t>
+      </w:r>
+      <w:proofErr w:type="spellStart"/>
+      <w:r>
+        <w:t>unabdingbare</w:t>
+      </w:r>
+      <w:proofErr w:type="spellEnd"/>
+      <w:r>
+        <w:t xml:space="preserve"> </w:t>
+      </w:r>
+      <w:proofErr w:type="spellStart"/>
+      <w:r>
+        <w:t>Ansprüche</w:t>
+      </w:r>
+      <w:proofErr w:type="spellEnd"/>
+      <w:r>
+        <w:t xml:space="preserve"> </w:t>
+      </w:r>
+      <w:proofErr w:type="spellStart"/>
+      <w:r>
+        <w:t>wie</w:t>
+      </w:r>
+      <w:proofErr w:type="spellEnd"/>
+      <w:r>
+        <w:t xml:space="preserve"> z. B. </w:t>
+      </w:r>
+      <w:proofErr w:type="spellStart"/>
+      <w:r>
+        <w:t>insbesondere</w:t>
+      </w:r>
+      <w:proofErr w:type="spellEnd"/>
+      <w:r>
+        <w:t xml:space="preserve"> </w:t>
+      </w:r>
+      <w:proofErr w:type="spellStart"/>
+      <w:r>
+        <w:t>Ansprüche</w:t>
+      </w:r>
+      <w:proofErr w:type="spellEnd"/>
+      <w:r>
+        <w:t xml:space="preserve"> des </w:t>
+      </w:r>
+      <w:proofErr w:type="spellStart"/>
+      <w:r>
+        <w:t>Arbeitnehmers</w:t>
+      </w:r>
+      <w:proofErr w:type="spellEnd"/>
+      <w:r>
+        <w:t xml:space="preserve"> auf den </w:t>
+      </w:r>
+      <w:proofErr w:type="spellStart"/>
+      <w:r>
+        <w:t>gesetzlichen</w:t>
+      </w:r>
+      <w:proofErr w:type="spellEnd"/>
+      <w:r>
+        <w:t xml:space="preserve"> </w:t>
+      </w:r>
+      <w:proofErr w:type="spellStart"/>
+      <w:r>
+        <w:t>Mindestlohn</w:t>
+      </w:r>
+      <w:proofErr w:type="spellEnd"/>
+      <w:r>
+        <w:t>.</w:t>
       </w:r>
     </w:p>
     <w:p>
@@ -527,15 +4110,324 @@
         <w:pStyle w:val="ParagraphNumbered"/>
       </w:pPr>
       <w:r>
-        <w:t>Dieser Arbeitsvertrag regelt die arbeitsvertraglichen Beziehungen der Vertragspartner abschließend. Nebenabreden sind nicht getroffen. Änderungen und Ergänzungen des Arbeitsvertrages bedürfen zu ihrer Wirksamkeit der Schriftform. Dies gilt auch für die Änderung dieser Schriftformabrede.</w:t>
+        <w:t xml:space="preserve">Dieser </w:t>
+      </w:r>
+      <w:proofErr w:type="spellStart"/>
+      <w:r>
+        <w:t>Arbeitsvertrag</w:t>
+      </w:r>
+      <w:proofErr w:type="spellEnd"/>
+      <w:r>
+        <w:t xml:space="preserve"> </w:t>
+      </w:r>
+      <w:proofErr w:type="spellStart"/>
+      <w:r>
+        <w:t>regelt</w:t>
+      </w:r>
+      <w:proofErr w:type="spellEnd"/>
+      <w:r>
+        <w:t xml:space="preserve"> die </w:t>
+      </w:r>
+      <w:proofErr w:type="spellStart"/>
+      <w:r>
+        <w:t>arbeitsvertraglichen</w:t>
+      </w:r>
+      <w:proofErr w:type="spellEnd"/>
+      <w:r>
+        <w:t xml:space="preserve"> </w:t>
+      </w:r>
+      <w:proofErr w:type="spellStart"/>
+      <w:r>
+        <w:t>Beziehungen</w:t>
+      </w:r>
+      <w:proofErr w:type="spellEnd"/>
+      <w:r>
+        <w:t xml:space="preserve"> der </w:t>
+      </w:r>
+      <w:proofErr w:type="spellStart"/>
+      <w:r>
+        <w:t>Vertragspartner</w:t>
+      </w:r>
+      <w:proofErr w:type="spellEnd"/>
+      <w:r>
+        <w:t xml:space="preserve"> </w:t>
+      </w:r>
+      <w:proofErr w:type="spellStart"/>
+      <w:r>
+        <w:t>abschließend</w:t>
+      </w:r>
+      <w:proofErr w:type="spellEnd"/>
+      <w:r>
+        <w:t xml:space="preserve">. </w:t>
+      </w:r>
+      <w:proofErr w:type="spellStart"/>
+      <w:r>
+        <w:t>Nebenabreden</w:t>
+      </w:r>
+      <w:proofErr w:type="spellEnd"/>
+      <w:r>
+        <w:t xml:space="preserve"> </w:t>
+      </w:r>
+      <w:proofErr w:type="spellStart"/>
+      <w:r>
+        <w:t>sind</w:t>
+      </w:r>
+      <w:proofErr w:type="spellEnd"/>
+      <w:r>
+        <w:t xml:space="preserve"> </w:t>
+      </w:r>
+      <w:proofErr w:type="spellStart"/>
+      <w:r>
+        <w:t>nicht</w:t>
+      </w:r>
+      <w:proofErr w:type="spellEnd"/>
+      <w:r>
+        <w:t xml:space="preserve"> </w:t>
+      </w:r>
+      <w:proofErr w:type="spellStart"/>
+      <w:r>
+        <w:t>getroffen</w:t>
+      </w:r>
+      <w:proofErr w:type="spellEnd"/>
+      <w:r>
+        <w:t xml:space="preserve">. </w:t>
+      </w:r>
+      <w:proofErr w:type="spellStart"/>
+      <w:r>
+        <w:t>Änderungen</w:t>
+      </w:r>
+      <w:proofErr w:type="spellEnd"/>
+      <w:r>
+        <w:t xml:space="preserve"> und </w:t>
+      </w:r>
+      <w:proofErr w:type="spellStart"/>
+      <w:r>
+        <w:t>Ergänzungen</w:t>
+      </w:r>
+      <w:proofErr w:type="spellEnd"/>
+      <w:r>
+        <w:t xml:space="preserve"> des </w:t>
+      </w:r>
+      <w:proofErr w:type="spellStart"/>
+      <w:r>
+        <w:t>Arbeitsvertrages</w:t>
+      </w:r>
+      <w:proofErr w:type="spellEnd"/>
+      <w:r>
+        <w:t xml:space="preserve"> </w:t>
+      </w:r>
+      <w:proofErr w:type="spellStart"/>
+      <w:r>
+        <w:t>bedürfen</w:t>
+      </w:r>
+      <w:proofErr w:type="spellEnd"/>
+      <w:r>
+        <w:t xml:space="preserve"> </w:t>
+      </w:r>
+      <w:proofErr w:type="spellStart"/>
+      <w:r>
+        <w:t>zu</w:t>
+      </w:r>
+      <w:proofErr w:type="spellEnd"/>
+      <w:r>
+        <w:t xml:space="preserve"> </w:t>
+      </w:r>
+      <w:proofErr w:type="spellStart"/>
+      <w:r>
+        <w:t>ihrer</w:t>
+      </w:r>
+      <w:proofErr w:type="spellEnd"/>
+      <w:r>
+        <w:t xml:space="preserve"> </w:t>
+      </w:r>
+      <w:proofErr w:type="spellStart"/>
+      <w:r>
+        <w:t>Wirksamkeit</w:t>
+      </w:r>
+      <w:proofErr w:type="spellEnd"/>
+      <w:r>
+        <w:t xml:space="preserve"> der </w:t>
+      </w:r>
+      <w:proofErr w:type="spellStart"/>
+      <w:r>
+        <w:t>Schriftform</w:t>
+      </w:r>
+      <w:proofErr w:type="spellEnd"/>
+      <w:r>
+        <w:t xml:space="preserve">. Dies gilt </w:t>
+      </w:r>
+      <w:proofErr w:type="spellStart"/>
+      <w:r>
+        <w:t>auch</w:t>
+      </w:r>
+      <w:proofErr w:type="spellEnd"/>
+      <w:r>
+        <w:t xml:space="preserve"> für die </w:t>
+      </w:r>
+      <w:proofErr w:type="spellStart"/>
+      <w:r>
+        <w:t>Änderung</w:t>
+      </w:r>
+      <w:proofErr w:type="spellEnd"/>
+      <w:r>
+        <w:t xml:space="preserve"> </w:t>
+      </w:r>
+      <w:proofErr w:type="spellStart"/>
+      <w:r>
+        <w:t>dieser</w:t>
+      </w:r>
+      <w:proofErr w:type="spellEnd"/>
+      <w:r>
+        <w:t xml:space="preserve"> </w:t>
+      </w:r>
+      <w:proofErr w:type="spellStart"/>
+      <w:r>
+        <w:t>Schriftformabrede</w:t>
+      </w:r>
+      <w:proofErr w:type="spellEnd"/>
+      <w:r>
+        <w:t>.</w:t>
       </w:r>
     </w:p>
     <w:p>
       <w:pPr>
         <w:pStyle w:val="ParagraphNumbered"/>
       </w:pPr>
-      <w:r>
-        <w:t>Sollte eine Bestimmung dieses Arbeitsvertrages ganz oder teilweise unwirksam sein oder werden, so wird hierdurch die Wirksamkeit der übrigen Bestimmungen nicht berührt.</w:t>
+      <w:proofErr w:type="spellStart"/>
+      <w:r>
+        <w:t>Sollte</w:t>
+      </w:r>
+      <w:proofErr w:type="spellEnd"/>
+      <w:r>
+        <w:t xml:space="preserve"> </w:t>
+      </w:r>
+      <w:proofErr w:type="spellStart"/>
+      <w:r>
+        <w:t>eine</w:t>
+      </w:r>
+      <w:proofErr w:type="spellEnd"/>
+      <w:r>
+        <w:t xml:space="preserve"> </w:t>
+      </w:r>
+      <w:proofErr w:type="spellStart"/>
+      <w:r>
+        <w:t>Bestimmung</w:t>
+      </w:r>
+      <w:proofErr w:type="spellEnd"/>
+      <w:r>
+        <w:t xml:space="preserve"> dieses </w:t>
+      </w:r>
+      <w:proofErr w:type="spellStart"/>
+      <w:r>
+        <w:t>Arbeitsvertrages</w:t>
+      </w:r>
+      <w:proofErr w:type="spellEnd"/>
+      <w:r>
+        <w:t xml:space="preserve"> </w:t>
+      </w:r>
+      <w:proofErr w:type="spellStart"/>
+      <w:r>
+        <w:t>ganz</w:t>
+      </w:r>
+      <w:proofErr w:type="spellEnd"/>
+      <w:r>
+        <w:t xml:space="preserve"> </w:t>
+      </w:r>
+      <w:proofErr w:type="spellStart"/>
+      <w:r>
+        <w:t>oder</w:t>
+      </w:r>
+      <w:proofErr w:type="spellEnd"/>
+      <w:r>
+        <w:t xml:space="preserve"> </w:t>
+      </w:r>
+      <w:proofErr w:type="spellStart"/>
+      <w:r>
+        <w:t>teilweise</w:t>
+      </w:r>
+      <w:proofErr w:type="spellEnd"/>
+      <w:r>
+        <w:t xml:space="preserve"> </w:t>
+      </w:r>
+      <w:proofErr w:type="spellStart"/>
+      <w:r>
+        <w:t>unwirksam</w:t>
+      </w:r>
+      <w:proofErr w:type="spellEnd"/>
+      <w:r>
+        <w:t xml:space="preserve"> sein </w:t>
+      </w:r>
+      <w:proofErr w:type="spellStart"/>
+      <w:r>
+        <w:t>oder</w:t>
+      </w:r>
+      <w:proofErr w:type="spellEnd"/>
+      <w:r>
+        <w:t xml:space="preserve"> </w:t>
+      </w:r>
+      <w:proofErr w:type="spellStart"/>
+      <w:r>
+        <w:t>werden</w:t>
+      </w:r>
+      <w:proofErr w:type="spellEnd"/>
+      <w:r>
+        <w:t xml:space="preserve">, so </w:t>
+      </w:r>
+      <w:proofErr w:type="spellStart"/>
+      <w:r>
+        <w:t>wird</w:t>
+      </w:r>
+      <w:proofErr w:type="spellEnd"/>
+      <w:r>
+        <w:t xml:space="preserve"> </w:t>
+      </w:r>
+      <w:proofErr w:type="spellStart"/>
+      <w:r>
+        <w:t>hierdurch</w:t>
+      </w:r>
+      <w:proofErr w:type="spellEnd"/>
+      <w:r>
+        <w:t xml:space="preserve"> die </w:t>
+      </w:r>
+      <w:proofErr w:type="spellStart"/>
+      <w:r>
+        <w:t>Wirksamkeit</w:t>
+      </w:r>
+      <w:proofErr w:type="spellEnd"/>
+      <w:r>
+        <w:t xml:space="preserve"> der </w:t>
+      </w:r>
+      <w:proofErr w:type="spellStart"/>
+      <w:r>
+        <w:t>übrigen</w:t>
+      </w:r>
+      <w:proofErr w:type="spellEnd"/>
+      <w:r>
+        <w:t xml:space="preserve"> </w:t>
+      </w:r>
+      <w:proofErr w:type="spellStart"/>
+      <w:r>
+        <w:t>Bestimmungen</w:t>
+      </w:r>
+      <w:proofErr w:type="spellEnd"/>
+      <w:r>
+        <w:t xml:space="preserve"> </w:t>
+      </w:r>
+      <w:proofErr w:type="spellStart"/>
+      <w:r>
+        <w:t>nicht</w:t>
+      </w:r>
+      <w:proofErr w:type="spellEnd"/>
+      <w:r>
+        <w:t xml:space="preserve"> </w:t>
+      </w:r>
+      <w:proofErr w:type="spellStart"/>
+      <w:r>
+        <w:t>berührt</w:t>
+      </w:r>
+      <w:proofErr w:type="spellEnd"/>
+      <w:r>
+        <w:t>.</w:t>
       </w:r>
     </w:p>
     <w:p>
@@ -2932,6 +6824,7 @@
   <w:style w:type="character" w:default="1" w:styleId="DefaultParagraphFont">
     <w:name w:val="Default Paragraph Font"/>
     <w:uiPriority w:val="1"/>
+    <w:semiHidden/>
     <w:unhideWhenUsed/>
   </w:style>
   <w:style w:type="table" w:default="1" w:styleId="TableNormal">
